--- a/docs/10_Тест_кейсы.docx
+++ b/docs/10_Тест_кейсы.docx
@@ -4,15 +4,16 @@
   <w:body>
     <w:p>
       <w:pPr>
-        <w:jc w:val="center"/>
+        <w:spacing w:after="120" w:line="276" w:lineRule="auto"/>
+        <w:jc w:val="both"/>
       </w:pPr>
       <w:r>
         <w:rPr>
-          <w:rFonts w:ascii="Times New Roman" w:hAnsi="Times New Roman" w:eastAsia="Times New Roman"/>
+          <w:rFonts w:ascii="Times New Roman" w:hAnsi="Times New Roman"/>
           <w:b/>
-          <w:sz w:val="32"/>
+          <w:sz w:val="24"/>
         </w:rPr>
-        <w:t>ИНТЕЛЛЕКТА</w:t>
+        <w:t>Интеллекта | Дипломный проект</w:t>
       </w:r>
     </w:p>
     <w:p>
@@ -21,7 +22,16 @@
       </w:pPr>
       <w:r>
         <w:rPr>
-          <w:rFonts w:ascii="Times New Roman" w:hAnsi="Times New Roman" w:eastAsia="Times New Roman"/>
+          <w:rFonts w:ascii="Times New Roman" w:hAnsi="Times New Roman"/>
+          <w:b/>
+          <w:sz w:val="32"/>
+        </w:rPr>
+        <w:t>ИНТЕЛЛЕКТА</w:t>
+        <w:br/>
+      </w:r>
+      <w:r>
+        <w:rPr>
+          <w:rFonts w:ascii="Times New Roman" w:hAnsi="Times New Roman"/>
           <w:b/>
           <w:sz w:val="28"/>
         </w:rPr>
@@ -31,9 +41,29 @@
     <w:p/>
     <w:p>
       <w:pPr>
-        <w:pStyle w:val="Heading1"/>
+        <w:spacing w:after="120" w:line="276" w:lineRule="auto"/>
+        <w:jc w:val="both"/>
       </w:pPr>
       <w:r>
+        <w:rPr>
+          <w:rFonts w:ascii="Times New Roman" w:hAnsi="Times New Roman"/>
+          <w:b w:val="0"/>
+          <w:sz w:val="24"/>
+        </w:rPr>
+        <w:t>Набор тест-кейсов предназначен для проверки MVP веб-сервиса онлайн-продажи книг с ИИ-анализом содержания, персонализированными рекомендациями и смысловым поиском через embedding/pgvector.</w:t>
+      </w:r>
+    </w:p>
+    <w:p>
+      <w:pPr>
+        <w:pStyle w:val="Heading1"/>
+        <w:spacing w:after="120" w:line="276" w:lineRule="auto"/>
+      </w:pPr>
+      <w:r>
+        <w:rPr>
+          <w:rFonts w:ascii="Times New Roman" w:hAnsi="Times New Roman"/>
+          <w:b w:val="0"/>
+          <w:sz w:val="24"/>
+        </w:rPr>
         <w:t>1. Сводная таблица тест-кейсов</w:t>
       </w:r>
     </w:p>
@@ -42,36 +72,29 @@
         <w:tblStyle w:val="TableGrid"/>
         <w:tblW w:type="auto" w:w="0"/>
         <w:jc w:val="center"/>
-        <w:tblLayout w:type="autofit"/>
         <w:tblLook w:firstColumn="1" w:firstRow="1" w:lastColumn="0" w:lastRow="0" w:noHBand="0" w:noVBand="1" w:val="04A0"/>
       </w:tblPr>
       <w:tblGrid>
-        <w:gridCol w:w="2051"/>
-        <w:gridCol w:w="2051"/>
-        <w:gridCol w:w="2051"/>
-        <w:gridCol w:w="2051"/>
-        <w:gridCol w:w="2051"/>
+        <w:gridCol w:w="1995"/>
+        <w:gridCol w:w="1995"/>
+        <w:gridCol w:w="1995"/>
+        <w:gridCol w:w="1995"/>
+        <w:gridCol w:w="1995"/>
       </w:tblGrid>
       <w:tr>
-        <w:trPr>
-          <w:tblHeader w:val="true"/>
-        </w:trPr>
         <w:tc>
           <w:tcPr>
-            <w:tcW w:type="dxa" w:w="2051"/>
-            <w:vAlign w:val="top"/>
-            <w:shd w:fill="D9EAF7"/>
+            <w:tcW w:type="dxa" w:w="1995"/>
+            <w:shd w:fill="E8E4DC"/>
+            <w:vAlign w:val="center"/>
           </w:tcPr>
           <w:p>
-            <w:pPr>
-              <w:spacing w:after="0"/>
-            </w:pPr>
             <w:r/>
             <w:r>
               <w:rPr>
-                <w:rFonts w:ascii="Times New Roman" w:hAnsi="Times New Roman" w:eastAsia="Times New Roman"/>
+                <w:rFonts w:ascii="Times New Roman" w:hAnsi="Times New Roman"/>
                 <w:b/>
-                <w:sz w:val="14"/>
+                <w:sz w:val="20"/>
               </w:rPr>
               <w:t>ID</w:t>
             </w:r>
@@ -79,20 +102,17 @@
         </w:tc>
         <w:tc>
           <w:tcPr>
-            <w:tcW w:type="dxa" w:w="2051"/>
-            <w:vAlign w:val="top"/>
-            <w:shd w:fill="D9EAF7"/>
+            <w:tcW w:type="dxa" w:w="1995"/>
+            <w:shd w:fill="E8E4DC"/>
+            <w:vAlign w:val="center"/>
           </w:tcPr>
           <w:p>
-            <w:pPr>
-              <w:spacing w:after="0"/>
-            </w:pPr>
             <w:r/>
             <w:r>
               <w:rPr>
-                <w:rFonts w:ascii="Times New Roman" w:hAnsi="Times New Roman" w:eastAsia="Times New Roman"/>
+                <w:rFonts w:ascii="Times New Roman" w:hAnsi="Times New Roman"/>
                 <w:b/>
-                <w:sz w:val="14"/>
+                <w:sz w:val="20"/>
               </w:rPr>
               <w:t>Приор.</w:t>
             </w:r>
@@ -100,20 +120,17 @@
         </w:tc>
         <w:tc>
           <w:tcPr>
-            <w:tcW w:type="dxa" w:w="2051"/>
-            <w:vAlign w:val="top"/>
-            <w:shd w:fill="D9EAF7"/>
+            <w:tcW w:type="dxa" w:w="1995"/>
+            <w:shd w:fill="E8E4DC"/>
+            <w:vAlign w:val="center"/>
           </w:tcPr>
           <w:p>
-            <w:pPr>
-              <w:spacing w:after="0"/>
-            </w:pPr>
             <w:r/>
             <w:r>
               <w:rPr>
-                <w:rFonts w:ascii="Times New Roman" w:hAnsi="Times New Roman" w:eastAsia="Times New Roman"/>
+                <w:rFonts w:ascii="Times New Roman" w:hAnsi="Times New Roman"/>
                 <w:b/>
-                <w:sz w:val="14"/>
+                <w:sz w:val="20"/>
               </w:rPr>
               <w:t>Модуль</w:t>
             </w:r>
@@ -121,20 +138,17 @@
         </w:tc>
         <w:tc>
           <w:tcPr>
-            <w:tcW w:type="dxa" w:w="2051"/>
-            <w:vAlign w:val="top"/>
-            <w:shd w:fill="D9EAF7"/>
+            <w:tcW w:type="dxa" w:w="1995"/>
+            <w:shd w:fill="E8E4DC"/>
+            <w:vAlign w:val="center"/>
           </w:tcPr>
           <w:p>
-            <w:pPr>
-              <w:spacing w:after="0"/>
-            </w:pPr>
             <w:r/>
             <w:r>
               <w:rPr>
-                <w:rFonts w:ascii="Times New Roman" w:hAnsi="Times New Roman" w:eastAsia="Times New Roman"/>
+                <w:rFonts w:ascii="Times New Roman" w:hAnsi="Times New Roman"/>
                 <w:b/>
-                <w:sz w:val="14"/>
+                <w:sz w:val="20"/>
               </w:rPr>
               <w:t>Проверка</w:t>
             </w:r>
@@ -142,20 +156,17 @@
         </w:tc>
         <w:tc>
           <w:tcPr>
-            <w:tcW w:type="dxa" w:w="2051"/>
-            <w:vAlign w:val="top"/>
-            <w:shd w:fill="D9EAF7"/>
+            <w:tcW w:type="dxa" w:w="1995"/>
+            <w:shd w:fill="E8E4DC"/>
+            <w:vAlign w:val="center"/>
           </w:tcPr>
           <w:p>
-            <w:pPr>
-              <w:spacing w:after="0"/>
-            </w:pPr>
             <w:r/>
             <w:r>
               <w:rPr>
-                <w:rFonts w:ascii="Times New Roman" w:hAnsi="Times New Roman" w:eastAsia="Times New Roman"/>
+                <w:rFonts w:ascii="Times New Roman" w:hAnsi="Times New Roman"/>
                 <w:b/>
-                <w:sz w:val="14"/>
+                <w:sz w:val="20"/>
               </w:rPr>
               <w:t>Ожидаемый результат</w:t>
             </w:r>
@@ -165,18 +176,16 @@
       <w:tr>
         <w:tc>
           <w:tcPr>
-            <w:tcW w:type="dxa" w:w="2051"/>
+            <w:tcW w:type="dxa" w:w="1995"/>
+            <w:vAlign w:val="top"/>
           </w:tcPr>
           <w:p>
-            <w:pPr>
-              <w:spacing w:after="0"/>
-            </w:pPr>
             <w:r/>
             <w:r>
               <w:rPr>
-                <w:rFonts w:ascii="Times New Roman" w:hAnsi="Times New Roman" w:eastAsia="Times New Roman"/>
+                <w:rFonts w:ascii="Times New Roman" w:hAnsi="Times New Roman"/>
                 <w:b w:val="0"/>
-                <w:sz w:val="14"/>
+                <w:sz w:val="20"/>
               </w:rPr>
               <w:t>TC-001</w:t>
             </w:r>
@@ -184,18 +193,16 @@
         </w:tc>
         <w:tc>
           <w:tcPr>
-            <w:tcW w:type="dxa" w:w="2051"/>
+            <w:tcW w:type="dxa" w:w="1995"/>
+            <w:vAlign w:val="top"/>
           </w:tcPr>
           <w:p>
-            <w:pPr>
-              <w:spacing w:after="0"/>
-            </w:pPr>
             <w:r/>
             <w:r>
               <w:rPr>
-                <w:rFonts w:ascii="Times New Roman" w:hAnsi="Times New Roman" w:eastAsia="Times New Roman"/>
+                <w:rFonts w:ascii="Times New Roman" w:hAnsi="Times New Roman"/>
                 <w:b w:val="0"/>
-                <w:sz w:val="14"/>
+                <w:sz w:val="20"/>
               </w:rPr>
               <w:t>P1</w:t>
             </w:r>
@@ -203,18 +210,16 @@
         </w:tc>
         <w:tc>
           <w:tcPr>
-            <w:tcW w:type="dxa" w:w="2051"/>
+            <w:tcW w:type="dxa" w:w="1995"/>
+            <w:vAlign w:val="top"/>
           </w:tcPr>
           <w:p>
-            <w:pPr>
-              <w:spacing w:after="0"/>
-            </w:pPr>
             <w:r/>
             <w:r>
               <w:rPr>
-                <w:rFonts w:ascii="Times New Roman" w:hAnsi="Times New Roman" w:eastAsia="Times New Roman"/>
+                <w:rFonts w:ascii="Times New Roman" w:hAnsi="Times New Roman"/>
                 <w:b w:val="0"/>
-                <w:sz w:val="14"/>
+                <w:sz w:val="20"/>
               </w:rPr>
               <w:t>Auth</w:t>
             </w:r>
@@ -222,39 +227,35 @@
         </w:tc>
         <w:tc>
           <w:tcPr>
-            <w:tcW w:type="dxa" w:w="2051"/>
+            <w:tcW w:type="dxa" w:w="1995"/>
+            <w:vAlign w:val="top"/>
           </w:tcPr>
           <w:p>
-            <w:pPr>
-              <w:spacing w:after="0"/>
-            </w:pPr>
             <w:r/>
             <w:r>
               <w:rPr>
-                <w:rFonts w:ascii="Times New Roman" w:hAnsi="Times New Roman" w:eastAsia="Times New Roman"/>
+                <w:rFonts w:ascii="Times New Roman" w:hAnsi="Times New Roman"/>
                 <w:b w:val="0"/>
-                <w:sz w:val="14"/>
+                <w:sz w:val="20"/>
               </w:rPr>
-              <w:t>Регистрация нового пользователя через Supabase Auth.</w:t>
+              <w:t>Регистрация нового пользователя</w:t>
             </w:r>
           </w:p>
         </w:tc>
         <w:tc>
           <w:tcPr>
-            <w:tcW w:type="dxa" w:w="2051"/>
+            <w:tcW w:type="dxa" w:w="1995"/>
+            <w:vAlign w:val="top"/>
           </w:tcPr>
           <w:p>
-            <w:pPr>
-              <w:spacing w:after="0"/>
-            </w:pPr>
             <w:r/>
             <w:r>
               <w:rPr>
-                <w:rFonts w:ascii="Times New Roman" w:hAnsi="Times New Roman" w:eastAsia="Times New Roman"/>
+                <w:rFonts w:ascii="Times New Roman" w:hAnsi="Times New Roman"/>
                 <w:b w:val="0"/>
-                <w:sz w:val="14"/>
+                <w:sz w:val="20"/>
               </w:rPr>
-              <w:t>Пользователь создан; profile появился в public.profiles или показано подтверждение email.</w:t>
+              <w:t>Пользователь создан, доступен профиль.</w:t>
             </w:r>
           </w:p>
         </w:tc>
@@ -262,18 +263,16 @@
       <w:tr>
         <w:tc>
           <w:tcPr>
-            <w:tcW w:type="dxa" w:w="2051"/>
+            <w:tcW w:type="dxa" w:w="1995"/>
+            <w:vAlign w:val="top"/>
           </w:tcPr>
           <w:p>
-            <w:pPr>
-              <w:spacing w:after="0"/>
-            </w:pPr>
             <w:r/>
             <w:r>
               <w:rPr>
-                <w:rFonts w:ascii="Times New Roman" w:hAnsi="Times New Roman" w:eastAsia="Times New Roman"/>
+                <w:rFonts w:ascii="Times New Roman" w:hAnsi="Times New Roman"/>
                 <w:b w:val="0"/>
-                <w:sz w:val="14"/>
+                <w:sz w:val="20"/>
               </w:rPr>
               <w:t>TC-002</w:t>
             </w:r>
@@ -281,18 +280,16 @@
         </w:tc>
         <w:tc>
           <w:tcPr>
-            <w:tcW w:type="dxa" w:w="2051"/>
+            <w:tcW w:type="dxa" w:w="1995"/>
+            <w:vAlign w:val="top"/>
           </w:tcPr>
           <w:p>
-            <w:pPr>
-              <w:spacing w:after="0"/>
-            </w:pPr>
             <w:r/>
             <w:r>
               <w:rPr>
-                <w:rFonts w:ascii="Times New Roman" w:hAnsi="Times New Roman" w:eastAsia="Times New Roman"/>
+                <w:rFonts w:ascii="Times New Roman" w:hAnsi="Times New Roman"/>
                 <w:b w:val="0"/>
-                <w:sz w:val="14"/>
+                <w:sz w:val="20"/>
               </w:rPr>
               <w:t>P1</w:t>
             </w:r>
@@ -300,58 +297,52 @@
         </w:tc>
         <w:tc>
           <w:tcPr>
-            <w:tcW w:type="dxa" w:w="2051"/>
+            <w:tcW w:type="dxa" w:w="1995"/>
+            <w:vAlign w:val="top"/>
           </w:tcPr>
           <w:p>
-            <w:pPr>
-              <w:spacing w:after="0"/>
-            </w:pPr>
             <w:r/>
             <w:r>
               <w:rPr>
-                <w:rFonts w:ascii="Times New Roman" w:hAnsi="Times New Roman" w:eastAsia="Times New Roman"/>
+                <w:rFonts w:ascii="Times New Roman" w:hAnsi="Times New Roman"/>
                 <w:b w:val="0"/>
-                <w:sz w:val="14"/>
+                <w:sz w:val="20"/>
               </w:rPr>
-              <w:t>Auth</w:t>
+              <w:t>Каталог</w:t>
             </w:r>
           </w:p>
         </w:tc>
         <w:tc>
           <w:tcPr>
-            <w:tcW w:type="dxa" w:w="2051"/>
+            <w:tcW w:type="dxa" w:w="1995"/>
+            <w:vAlign w:val="top"/>
           </w:tcPr>
           <w:p>
-            <w:pPr>
-              <w:spacing w:after="0"/>
-            </w:pPr>
             <w:r/>
             <w:r>
               <w:rPr>
-                <w:rFonts w:ascii="Times New Roman" w:hAnsi="Times New Roman" w:eastAsia="Times New Roman"/>
+                <w:rFonts w:ascii="Times New Roman" w:hAnsi="Times New Roman"/>
                 <w:b w:val="0"/>
-                <w:sz w:val="14"/>
+                <w:sz w:val="20"/>
               </w:rPr>
-              <w:t>Вход с корректными данными.</w:t>
+              <w:t>Просмотр каталога</w:t>
             </w:r>
           </w:p>
         </w:tc>
         <w:tc>
           <w:tcPr>
-            <w:tcW w:type="dxa" w:w="2051"/>
+            <w:tcW w:type="dxa" w:w="1995"/>
+            <w:vAlign w:val="top"/>
           </w:tcPr>
           <w:p>
-            <w:pPr>
-              <w:spacing w:after="0"/>
-            </w:pPr>
             <w:r/>
             <w:r>
               <w:rPr>
-                <w:rFonts w:ascii="Times New Roman" w:hAnsi="Times New Roman" w:eastAsia="Times New Roman"/>
+                <w:rFonts w:ascii="Times New Roman" w:hAnsi="Times New Roman"/>
                 <w:b w:val="0"/>
-                <w:sz w:val="14"/>
+                <w:sz w:val="20"/>
               </w:rPr>
-              <w:t>Создана Supabase session, доступен профиль.</w:t>
+              <w:t>Показаны активные книги с названием, автором, ценой.</w:t>
             </w:r>
           </w:p>
         </w:tc>
@@ -359,18 +350,16 @@
       <w:tr>
         <w:tc>
           <w:tcPr>
-            <w:tcW w:type="dxa" w:w="2051"/>
+            <w:tcW w:type="dxa" w:w="1995"/>
+            <w:vAlign w:val="top"/>
           </w:tcPr>
           <w:p>
-            <w:pPr>
-              <w:spacing w:after="0"/>
-            </w:pPr>
             <w:r/>
             <w:r>
               <w:rPr>
-                <w:rFonts w:ascii="Times New Roman" w:hAnsi="Times New Roman" w:eastAsia="Times New Roman"/>
+                <w:rFonts w:ascii="Times New Roman" w:hAnsi="Times New Roman"/>
                 <w:b w:val="0"/>
-                <w:sz w:val="14"/>
+                <w:sz w:val="20"/>
               </w:rPr>
               <w:t>TC-003</w:t>
             </w:r>
@@ -378,18 +367,16 @@
         </w:tc>
         <w:tc>
           <w:tcPr>
-            <w:tcW w:type="dxa" w:w="2051"/>
+            <w:tcW w:type="dxa" w:w="1995"/>
+            <w:vAlign w:val="top"/>
           </w:tcPr>
           <w:p>
-            <w:pPr>
-              <w:spacing w:after="0"/>
-            </w:pPr>
             <w:r/>
             <w:r>
               <w:rPr>
-                <w:rFonts w:ascii="Times New Roman" w:hAnsi="Times New Roman" w:eastAsia="Times New Roman"/>
+                <w:rFonts w:ascii="Times New Roman" w:hAnsi="Times New Roman"/>
                 <w:b w:val="0"/>
-                <w:sz w:val="14"/>
+                <w:sz w:val="20"/>
               </w:rPr>
               <w:t>P1</w:t>
             </w:r>
@@ -397,58 +384,52 @@
         </w:tc>
         <w:tc>
           <w:tcPr>
-            <w:tcW w:type="dxa" w:w="2051"/>
+            <w:tcW w:type="dxa" w:w="1995"/>
+            <w:vAlign w:val="top"/>
           </w:tcPr>
           <w:p>
-            <w:pPr>
-              <w:spacing w:after="0"/>
-            </w:pPr>
             <w:r/>
             <w:r>
               <w:rPr>
-                <w:rFonts w:ascii="Times New Roman" w:hAnsi="Times New Roman" w:eastAsia="Times New Roman"/>
+                <w:rFonts w:ascii="Times New Roman" w:hAnsi="Times New Roman"/>
                 <w:b w:val="0"/>
-                <w:sz w:val="14"/>
+                <w:sz w:val="20"/>
               </w:rPr>
-              <w:t>Auth</w:t>
+              <w:t>Обычный поиск</w:t>
             </w:r>
           </w:p>
         </w:tc>
         <w:tc>
           <w:tcPr>
-            <w:tcW w:type="dxa" w:w="2051"/>
+            <w:tcW w:type="dxa" w:w="1995"/>
+            <w:vAlign w:val="top"/>
           </w:tcPr>
           <w:p>
-            <w:pPr>
-              <w:spacing w:after="0"/>
-            </w:pPr>
             <w:r/>
             <w:r>
               <w:rPr>
-                <w:rFonts w:ascii="Times New Roman" w:hAnsi="Times New Roman" w:eastAsia="Times New Roman"/>
+                <w:rFonts w:ascii="Times New Roman" w:hAnsi="Times New Roman"/>
                 <w:b w:val="0"/>
-                <w:sz w:val="14"/>
+                <w:sz w:val="20"/>
               </w:rPr>
-              <w:t>Вход с неверным паролем.</w:t>
+              <w:t>Поиск по названию или автору</w:t>
             </w:r>
           </w:p>
         </w:tc>
         <w:tc>
           <w:tcPr>
-            <w:tcW w:type="dxa" w:w="2051"/>
+            <w:tcW w:type="dxa" w:w="1995"/>
+            <w:vAlign w:val="top"/>
           </w:tcPr>
           <w:p>
-            <w:pPr>
-              <w:spacing w:after="0"/>
-            </w:pPr>
             <w:r/>
             <w:r>
               <w:rPr>
-                <w:rFonts w:ascii="Times New Roman" w:hAnsi="Times New Roman" w:eastAsia="Times New Roman"/>
+                <w:rFonts w:ascii="Times New Roman" w:hAnsi="Times New Roman"/>
                 <w:b w:val="0"/>
-                <w:sz w:val="14"/>
+                <w:sz w:val="20"/>
               </w:rPr>
-              <w:t>Показана ошибка, сессия не создана.</w:t>
+              <w:t>Найдены книги с текстовым совпадением.</w:t>
             </w:r>
           </w:p>
         </w:tc>
@@ -456,18 +437,16 @@
       <w:tr>
         <w:tc>
           <w:tcPr>
-            <w:tcW w:type="dxa" w:w="2051"/>
+            <w:tcW w:type="dxa" w:w="1995"/>
+            <w:vAlign w:val="top"/>
           </w:tcPr>
           <w:p>
-            <w:pPr>
-              <w:spacing w:after="0"/>
-            </w:pPr>
             <w:r/>
             <w:r>
               <w:rPr>
-                <w:rFonts w:ascii="Times New Roman" w:hAnsi="Times New Roman" w:eastAsia="Times New Roman"/>
+                <w:rFonts w:ascii="Times New Roman" w:hAnsi="Times New Roman"/>
                 <w:b w:val="0"/>
-                <w:sz w:val="14"/>
+                <w:sz w:val="20"/>
               </w:rPr>
               <w:t>TC-004</w:t>
             </w:r>
@@ -475,18 +454,16 @@
         </w:tc>
         <w:tc>
           <w:tcPr>
-            <w:tcW w:type="dxa" w:w="2051"/>
+            <w:tcW w:type="dxa" w:w="1995"/>
+            <w:vAlign w:val="top"/>
           </w:tcPr>
           <w:p>
-            <w:pPr>
-              <w:spacing w:after="0"/>
-            </w:pPr>
             <w:r/>
             <w:r>
               <w:rPr>
-                <w:rFonts w:ascii="Times New Roman" w:hAnsi="Times New Roman" w:eastAsia="Times New Roman"/>
+                <w:rFonts w:ascii="Times New Roman" w:hAnsi="Times New Roman"/>
                 <w:b w:val="0"/>
-                <w:sz w:val="14"/>
+                <w:sz w:val="20"/>
               </w:rPr>
               <w:t>P1</w:t>
             </w:r>
@@ -494,58 +471,52 @@
         </w:tc>
         <w:tc>
           <w:tcPr>
-            <w:tcW w:type="dxa" w:w="2051"/>
+            <w:tcW w:type="dxa" w:w="1995"/>
+            <w:vAlign w:val="top"/>
           </w:tcPr>
           <w:p>
-            <w:pPr>
-              <w:spacing w:after="0"/>
-            </w:pPr>
             <w:r/>
             <w:r>
               <w:rPr>
-                <w:rFonts w:ascii="Times New Roman" w:hAnsi="Times New Roman" w:eastAsia="Times New Roman"/>
+                <w:rFonts w:ascii="Times New Roman" w:hAnsi="Times New Roman"/>
                 <w:b w:val="0"/>
-                <w:sz w:val="14"/>
+                <w:sz w:val="20"/>
               </w:rPr>
-              <w:t>Профиль</w:t>
+              <w:t>Semantic search</w:t>
             </w:r>
           </w:p>
         </w:tc>
         <w:tc>
           <w:tcPr>
-            <w:tcW w:type="dxa" w:w="2051"/>
+            <w:tcW w:type="dxa" w:w="1995"/>
+            <w:vAlign w:val="top"/>
           </w:tcPr>
           <w:p>
-            <w:pPr>
-              <w:spacing w:after="0"/>
-            </w:pPr>
             <w:r/>
             <w:r>
               <w:rPr>
-                <w:rFonts w:ascii="Times New Roman" w:hAnsi="Times New Roman" w:eastAsia="Times New Roman"/>
+                <w:rFonts w:ascii="Times New Roman" w:hAnsi="Times New Roman"/>
                 <w:b w:val="0"/>
-                <w:sz w:val="14"/>
+                <w:sz w:val="20"/>
               </w:rPr>
-              <w:t>Сохранение предпочтений.</w:t>
+              <w:t>Запрос «книга о самоопределении в цифровом обществе»</w:t>
             </w:r>
           </w:p>
         </w:tc>
         <w:tc>
           <w:tcPr>
-            <w:tcW w:type="dxa" w:w="2051"/>
+            <w:tcW w:type="dxa" w:w="1995"/>
+            <w:vAlign w:val="top"/>
           </w:tcPr>
           <w:p>
-            <w:pPr>
-              <w:spacing w:after="0"/>
-            </w:pPr>
             <w:r/>
             <w:r>
               <w:rPr>
-                <w:rFonts w:ascii="Times New Roman" w:hAnsi="Times New Roman" w:eastAsia="Times New Roman"/>
+                <w:rFonts w:ascii="Times New Roman" w:hAnsi="Times New Roman"/>
                 <w:b w:val="0"/>
-                <w:sz w:val="14"/>
+                <w:sz w:val="20"/>
               </w:rPr>
-              <w:t>Строка user_preferences создана/обновлена для текущего user_id.</w:t>
+              <w:t>Показаны результаты по смысловой близости, score и причины подбора.</w:t>
             </w:r>
           </w:p>
         </w:tc>
@@ -553,18 +524,16 @@
       <w:tr>
         <w:tc>
           <w:tcPr>
-            <w:tcW w:type="dxa" w:w="2051"/>
+            <w:tcW w:type="dxa" w:w="1995"/>
+            <w:vAlign w:val="top"/>
           </w:tcPr>
           <w:p>
-            <w:pPr>
-              <w:spacing w:after="0"/>
-            </w:pPr>
             <w:r/>
             <w:r>
               <w:rPr>
-                <w:rFonts w:ascii="Times New Roman" w:hAnsi="Times New Roman" w:eastAsia="Times New Roman"/>
+                <w:rFonts w:ascii="Times New Roman" w:hAnsi="Times New Roman"/>
                 <w:b w:val="0"/>
-                <w:sz w:val="14"/>
+                <w:sz w:val="20"/>
               </w:rPr>
               <w:t>TC-005</w:t>
             </w:r>
@@ -572,18 +541,16 @@
         </w:tc>
         <w:tc>
           <w:tcPr>
-            <w:tcW w:type="dxa" w:w="2051"/>
+            <w:tcW w:type="dxa" w:w="1995"/>
+            <w:vAlign w:val="top"/>
           </w:tcPr>
           <w:p>
-            <w:pPr>
-              <w:spacing w:after="0"/>
-            </w:pPr>
             <w:r/>
             <w:r>
               <w:rPr>
-                <w:rFonts w:ascii="Times New Roman" w:hAnsi="Times New Roman" w:eastAsia="Times New Roman"/>
+                <w:rFonts w:ascii="Times New Roman" w:hAnsi="Times New Roman"/>
                 <w:b w:val="0"/>
-                <w:sz w:val="14"/>
+                <w:sz w:val="20"/>
               </w:rPr>
               <w:t>P1</w:t>
             </w:r>
@@ -591,58 +558,52 @@
         </w:tc>
         <w:tc>
           <w:tcPr>
-            <w:tcW w:type="dxa" w:w="2051"/>
+            <w:tcW w:type="dxa" w:w="1995"/>
+            <w:vAlign w:val="top"/>
           </w:tcPr>
           <w:p>
-            <w:pPr>
-              <w:spacing w:after="0"/>
-            </w:pPr>
             <w:r/>
             <w:r>
               <w:rPr>
-                <w:rFonts w:ascii="Times New Roman" w:hAnsi="Times New Roman" w:eastAsia="Times New Roman"/>
+                <w:rFonts w:ascii="Times New Roman" w:hAnsi="Times New Roman"/>
                 <w:b w:val="0"/>
-                <w:sz w:val="14"/>
+                <w:sz w:val="20"/>
               </w:rPr>
-              <w:t>Каталог</w:t>
+              <w:t>Semantic search fallback</w:t>
             </w:r>
           </w:p>
         </w:tc>
         <w:tc>
           <w:tcPr>
-            <w:tcW w:type="dxa" w:w="2051"/>
+            <w:tcW w:type="dxa" w:w="1995"/>
+            <w:vAlign w:val="top"/>
           </w:tcPr>
           <w:p>
-            <w:pPr>
-              <w:spacing w:after="0"/>
-            </w:pPr>
             <w:r/>
             <w:r>
               <w:rPr>
-                <w:rFonts w:ascii="Times New Roman" w:hAnsi="Times New Roman" w:eastAsia="Times New Roman"/>
+                <w:rFonts w:ascii="Times New Roman" w:hAnsi="Times New Roman"/>
                 <w:b w:val="0"/>
-                <w:sz w:val="14"/>
+                <w:sz w:val="20"/>
               </w:rPr>
-              <w:t>Просмотр каталога.</w:t>
+              <w:t>Недоступен OpenRouter embeddings или RPC</w:t>
             </w:r>
           </w:p>
         </w:tc>
         <w:tc>
           <w:tcPr>
-            <w:tcW w:type="dxa" w:w="2051"/>
+            <w:tcW w:type="dxa" w:w="1995"/>
+            <w:vAlign w:val="top"/>
           </w:tcPr>
           <w:p>
-            <w:pPr>
-              <w:spacing w:after="0"/>
-            </w:pPr>
             <w:r/>
             <w:r>
               <w:rPr>
-                <w:rFonts w:ascii="Times New Roman" w:hAnsi="Times New Roman" w:eastAsia="Times New Roman"/>
+                <w:rFonts w:ascii="Times New Roman" w:hAnsi="Times New Roman"/>
                 <w:b w:val="0"/>
-                <w:sz w:val="14"/>
+                <w:sz w:val="20"/>
               </w:rPr>
-              <w:t>Показаны активные книги из book_catalog_view.</w:t>
+              <w:t>Показано предупреждение и результаты обычного поиска.</w:t>
             </w:r>
           </w:p>
         </w:tc>
@@ -650,18 +611,16 @@
       <w:tr>
         <w:tc>
           <w:tcPr>
-            <w:tcW w:type="dxa" w:w="2051"/>
+            <w:tcW w:type="dxa" w:w="1995"/>
+            <w:vAlign w:val="top"/>
           </w:tcPr>
           <w:p>
-            <w:pPr>
-              <w:spacing w:after="0"/>
-            </w:pPr>
             <w:r/>
             <w:r>
               <w:rPr>
-                <w:rFonts w:ascii="Times New Roman" w:hAnsi="Times New Roman" w:eastAsia="Times New Roman"/>
+                <w:rFonts w:ascii="Times New Roman" w:hAnsi="Times New Roman"/>
                 <w:b w:val="0"/>
-                <w:sz w:val="14"/>
+                <w:sz w:val="20"/>
               </w:rPr>
               <w:t>TC-006</w:t>
             </w:r>
@@ -669,18 +628,16 @@
         </w:tc>
         <w:tc>
           <w:tcPr>
-            <w:tcW w:type="dxa" w:w="2051"/>
+            <w:tcW w:type="dxa" w:w="1995"/>
+            <w:vAlign w:val="top"/>
           </w:tcPr>
           <w:p>
-            <w:pPr>
-              <w:spacing w:after="0"/>
-            </w:pPr>
             <w:r/>
             <w:r>
               <w:rPr>
-                <w:rFonts w:ascii="Times New Roman" w:hAnsi="Times New Roman" w:eastAsia="Times New Roman"/>
+                <w:rFonts w:ascii="Times New Roman" w:hAnsi="Times New Roman"/>
                 <w:b w:val="0"/>
-                <w:sz w:val="14"/>
+                <w:sz w:val="20"/>
               </w:rPr>
               <w:t>P1</w:t>
             </w:r>
@@ -688,58 +645,52 @@
         </w:tc>
         <w:tc>
           <w:tcPr>
-            <w:tcW w:type="dxa" w:w="2051"/>
+            <w:tcW w:type="dxa" w:w="1995"/>
+            <w:vAlign w:val="top"/>
           </w:tcPr>
           <w:p>
-            <w:pPr>
-              <w:spacing w:after="0"/>
-            </w:pPr>
             <w:r/>
             <w:r>
               <w:rPr>
-                <w:rFonts w:ascii="Times New Roman" w:hAnsi="Times New Roman" w:eastAsia="Times New Roman"/>
+                <w:rFonts w:ascii="Times New Roman" w:hAnsi="Times New Roman"/>
                 <w:b w:val="0"/>
-                <w:sz w:val="14"/>
+                <w:sz w:val="20"/>
               </w:rPr>
-              <w:t>Каталог</w:t>
+              <w:t>ИИ-анализ</w:t>
             </w:r>
           </w:p>
         </w:tc>
         <w:tc>
           <w:tcPr>
-            <w:tcW w:type="dxa" w:w="2051"/>
+            <w:tcW w:type="dxa" w:w="1995"/>
+            <w:vAlign w:val="top"/>
           </w:tcPr>
           <w:p>
-            <w:pPr>
-              <w:spacing w:after="0"/>
-            </w:pPr>
             <w:r/>
             <w:r>
               <w:rPr>
-                <w:rFonts w:ascii="Times New Roman" w:hAnsi="Times New Roman" w:eastAsia="Times New Roman"/>
+                <w:rFonts w:ascii="Times New Roman" w:hAnsi="Times New Roman"/>
                 <w:b w:val="0"/>
-                <w:sz w:val="14"/>
+                <w:sz w:val="20"/>
               </w:rPr>
-              <w:t>Фильтр по жанру/цене/формату.</w:t>
+              <w:t>Запуск анализа книги администратором</w:t>
             </w:r>
           </w:p>
         </w:tc>
         <w:tc>
           <w:tcPr>
-            <w:tcW w:type="dxa" w:w="2051"/>
+            <w:tcW w:type="dxa" w:w="1995"/>
+            <w:vAlign w:val="top"/>
           </w:tcPr>
           <w:p>
-            <w:pPr>
-              <w:spacing w:after="0"/>
-            </w:pPr>
             <w:r/>
             <w:r>
               <w:rPr>
-                <w:rFonts w:ascii="Times New Roman" w:hAnsi="Times New Roman" w:eastAsia="Times New Roman"/>
+                <w:rFonts w:ascii="Times New Roman" w:hAnsi="Times New Roman"/>
                 <w:b w:val="0"/>
-                <w:sz w:val="14"/>
+                <w:sz w:val="20"/>
               </w:rPr>
-              <w:t>Список обновляется без скрытых книг.</w:t>
+              <w:t>Создан job, сохранены summary/topics/keywords и embedding-поля.</w:t>
             </w:r>
           </w:p>
         </w:tc>
@@ -747,18 +698,16 @@
       <w:tr>
         <w:tc>
           <w:tcPr>
-            <w:tcW w:type="dxa" w:w="2051"/>
+            <w:tcW w:type="dxa" w:w="1995"/>
+            <w:vAlign w:val="top"/>
           </w:tcPr>
           <w:p>
-            <w:pPr>
-              <w:spacing w:after="0"/>
-            </w:pPr>
             <w:r/>
             <w:r>
               <w:rPr>
-                <w:rFonts w:ascii="Times New Roman" w:hAnsi="Times New Roman" w:eastAsia="Times New Roman"/>
+                <w:rFonts w:ascii="Times New Roman" w:hAnsi="Times New Roman"/>
                 <w:b w:val="0"/>
-                <w:sz w:val="14"/>
+                <w:sz w:val="20"/>
               </w:rPr>
               <w:t>TC-007</w:t>
             </w:r>
@@ -766,18 +715,16 @@
         </w:tc>
         <w:tc>
           <w:tcPr>
-            <w:tcW w:type="dxa" w:w="2051"/>
+            <w:tcW w:type="dxa" w:w="1995"/>
+            <w:vAlign w:val="top"/>
           </w:tcPr>
           <w:p>
-            <w:pPr>
-              <w:spacing w:after="0"/>
-            </w:pPr>
             <w:r/>
             <w:r>
               <w:rPr>
-                <w:rFonts w:ascii="Times New Roman" w:hAnsi="Times New Roman" w:eastAsia="Times New Roman"/>
+                <w:rFonts w:ascii="Times New Roman" w:hAnsi="Times New Roman"/>
                 <w:b w:val="0"/>
-                <w:sz w:val="14"/>
+                <w:sz w:val="20"/>
               </w:rPr>
               <w:t>P1</w:t>
             </w:r>
@@ -785,58 +732,52 @@
         </w:tc>
         <w:tc>
           <w:tcPr>
-            <w:tcW w:type="dxa" w:w="2051"/>
+            <w:tcW w:type="dxa" w:w="1995"/>
+            <w:vAlign w:val="top"/>
           </w:tcPr>
           <w:p>
-            <w:pPr>
-              <w:spacing w:after="0"/>
-            </w:pPr>
             <w:r/>
             <w:r>
               <w:rPr>
-                <w:rFonts w:ascii="Times New Roman" w:hAnsi="Times New Roman" w:eastAsia="Times New Roman"/>
+                <w:rFonts w:ascii="Times New Roman" w:hAnsi="Times New Roman"/>
                 <w:b w:val="0"/>
-                <w:sz w:val="14"/>
+                <w:sz w:val="20"/>
               </w:rPr>
-              <w:t>Карточка</w:t>
+              <w:t>Backfill</w:t>
             </w:r>
           </w:p>
         </w:tc>
         <w:tc>
           <w:tcPr>
-            <w:tcW w:type="dxa" w:w="2051"/>
+            <w:tcW w:type="dxa" w:w="1995"/>
+            <w:vAlign w:val="top"/>
           </w:tcPr>
           <w:p>
-            <w:pPr>
-              <w:spacing w:after="0"/>
-            </w:pPr>
             <w:r/>
             <w:r>
               <w:rPr>
-                <w:rFonts w:ascii="Times New Roman" w:hAnsi="Times New Roman" w:eastAsia="Times New Roman"/>
+                <w:rFonts w:ascii="Times New Roman" w:hAnsi="Times New Roman"/>
                 <w:b w:val="0"/>
-                <w:sz w:val="14"/>
+                <w:sz w:val="20"/>
               </w:rPr>
-              <w:t>Открытие карточки книги.</w:t>
+              <w:t>npm run semantic:backfill -- --limit=20</w:t>
             </w:r>
           </w:p>
         </w:tc>
         <w:tc>
           <w:tcPr>
-            <w:tcW w:type="dxa" w:w="2051"/>
+            <w:tcW w:type="dxa" w:w="1995"/>
+            <w:vAlign w:val="top"/>
           </w:tcPr>
           <w:p>
-            <w:pPr>
-              <w:spacing w:after="0"/>
-            </w:pPr>
             <w:r/>
             <w:r>
               <w:rPr>
-                <w:rFonts w:ascii="Times New Roman" w:hAnsi="Times New Roman" w:eastAsia="Times New Roman"/>
+                <w:rFonts w:ascii="Times New Roman" w:hAnsi="Times New Roman"/>
                 <w:b w:val="0"/>
-                <w:sz w:val="14"/>
+                <w:sz w:val="20"/>
               </w:rPr>
-              <w:t>Показаны описание, цена, авторы, жанры, ИИ-признаки при наличии.</w:t>
+              <w:t>Существующие книги без embedding обработаны, ошибки не прерывают всю партию.</w:t>
             </w:r>
           </w:p>
         </w:tc>
@@ -844,18 +785,16 @@
       <w:tr>
         <w:tc>
           <w:tcPr>
-            <w:tcW w:type="dxa" w:w="2051"/>
+            <w:tcW w:type="dxa" w:w="1995"/>
+            <w:vAlign w:val="top"/>
           </w:tcPr>
           <w:p>
-            <w:pPr>
-              <w:spacing w:after="0"/>
-            </w:pPr>
             <w:r/>
             <w:r>
               <w:rPr>
-                <w:rFonts w:ascii="Times New Roman" w:hAnsi="Times New Roman" w:eastAsia="Times New Roman"/>
+                <w:rFonts w:ascii="Times New Roman" w:hAnsi="Times New Roman"/>
                 <w:b w:val="0"/>
-                <w:sz w:val="14"/>
+                <w:sz w:val="20"/>
               </w:rPr>
               <w:t>TC-008</w:t>
             </w:r>
@@ -863,18 +802,16 @@
         </w:tc>
         <w:tc>
           <w:tcPr>
-            <w:tcW w:type="dxa" w:w="2051"/>
+            <w:tcW w:type="dxa" w:w="1995"/>
+            <w:vAlign w:val="top"/>
           </w:tcPr>
           <w:p>
-            <w:pPr>
-              <w:spacing w:after="0"/>
-            </w:pPr>
             <w:r/>
             <w:r>
               <w:rPr>
-                <w:rFonts w:ascii="Times New Roman" w:hAnsi="Times New Roman" w:eastAsia="Times New Roman"/>
+                <w:rFonts w:ascii="Times New Roman" w:hAnsi="Times New Roman"/>
                 <w:b w:val="0"/>
-                <w:sz w:val="14"/>
+                <w:sz w:val="20"/>
               </w:rPr>
               <w:t>P1</w:t>
             </w:r>
@@ -882,58 +819,52 @@
         </w:tc>
         <w:tc>
           <w:tcPr>
-            <w:tcW w:type="dxa" w:w="2051"/>
+            <w:tcW w:type="dxa" w:w="1995"/>
+            <w:vAlign w:val="top"/>
           </w:tcPr>
           <w:p>
-            <w:pPr>
-              <w:spacing w:after="0"/>
-            </w:pPr>
             <w:r/>
             <w:r>
               <w:rPr>
-                <w:rFonts w:ascii="Times New Roman" w:hAnsi="Times New Roman" w:eastAsia="Times New Roman"/>
+                <w:rFonts w:ascii="Times New Roman" w:hAnsi="Times New Roman"/>
                 <w:b w:val="0"/>
-                <w:sz w:val="14"/>
+                <w:sz w:val="20"/>
               </w:rPr>
-              <w:t>Избранное</w:t>
+              <w:t>Supabase RPC</w:t>
             </w:r>
           </w:p>
         </w:tc>
         <w:tc>
           <w:tcPr>
-            <w:tcW w:type="dxa" w:w="2051"/>
+            <w:tcW w:type="dxa" w:w="1995"/>
+            <w:vAlign w:val="top"/>
           </w:tcPr>
           <w:p>
-            <w:pPr>
-              <w:spacing w:after="0"/>
-            </w:pPr>
             <w:r/>
             <w:r>
               <w:rPr>
-                <w:rFonts w:ascii="Times New Roman" w:hAnsi="Times New Roman" w:eastAsia="Times New Roman"/>
+                <w:rFonts w:ascii="Times New Roman" w:hAnsi="Times New Roman"/>
                 <w:b w:val="0"/>
-                <w:sz w:val="14"/>
+                <w:sz w:val="20"/>
               </w:rPr>
-              <w:t>Добавление и удаление избранного.</w:t>
+              <w:t>Проверка match_books_semantic</w:t>
             </w:r>
           </w:p>
         </w:tc>
         <w:tc>
           <w:tcPr>
-            <w:tcW w:type="dxa" w:w="2051"/>
+            <w:tcW w:type="dxa" w:w="1995"/>
+            <w:vAlign w:val="top"/>
           </w:tcPr>
           <w:p>
-            <w:pPr>
-              <w:spacing w:after="0"/>
-            </w:pPr>
             <w:r/>
             <w:r>
               <w:rPr>
-                <w:rFonts w:ascii="Times New Roman" w:hAnsi="Times New Roman" w:eastAsia="Times New Roman"/>
+                <w:rFonts w:ascii="Times New Roman" w:hAnsi="Times New Roman"/>
                 <w:b w:val="0"/>
-                <w:sz w:val="14"/>
+                <w:sz w:val="20"/>
               </w:rPr>
-              <w:t>favorites изменяется только для текущего пользователя.</w:t>
+              <w:t>Функция существует и возвращает активные книги с similarity.</w:t>
             </w:r>
           </w:p>
         </w:tc>
@@ -941,18 +872,16 @@
       <w:tr>
         <w:tc>
           <w:tcPr>
-            <w:tcW w:type="dxa" w:w="2051"/>
+            <w:tcW w:type="dxa" w:w="1995"/>
+            <w:vAlign w:val="top"/>
           </w:tcPr>
           <w:p>
-            <w:pPr>
-              <w:spacing w:after="0"/>
-            </w:pPr>
             <w:r/>
             <w:r>
               <w:rPr>
-                <w:rFonts w:ascii="Times New Roman" w:hAnsi="Times New Roman" w:eastAsia="Times New Roman"/>
+                <w:rFonts w:ascii="Times New Roman" w:hAnsi="Times New Roman"/>
                 <w:b w:val="0"/>
-                <w:sz w:val="14"/>
+                <w:sz w:val="20"/>
               </w:rPr>
               <w:t>TC-009</w:t>
             </w:r>
@@ -960,18 +889,16 @@
         </w:tc>
         <w:tc>
           <w:tcPr>
-            <w:tcW w:type="dxa" w:w="2051"/>
+            <w:tcW w:type="dxa" w:w="1995"/>
+            <w:vAlign w:val="top"/>
           </w:tcPr>
           <w:p>
-            <w:pPr>
-              <w:spacing w:after="0"/>
-            </w:pPr>
             <w:r/>
             <w:r>
               <w:rPr>
-                <w:rFonts w:ascii="Times New Roman" w:hAnsi="Times New Roman" w:eastAsia="Times New Roman"/>
+                <w:rFonts w:ascii="Times New Roman" w:hAnsi="Times New Roman"/>
                 <w:b w:val="0"/>
-                <w:sz w:val="14"/>
+                <w:sz w:val="20"/>
               </w:rPr>
               <w:t>P1</w:t>
             </w:r>
@@ -979,58 +906,52 @@
         </w:tc>
         <w:tc>
           <w:tcPr>
-            <w:tcW w:type="dxa" w:w="2051"/>
+            <w:tcW w:type="dxa" w:w="1995"/>
+            <w:vAlign w:val="top"/>
           </w:tcPr>
           <w:p>
-            <w:pPr>
-              <w:spacing w:after="0"/>
-            </w:pPr>
             <w:r/>
             <w:r>
               <w:rPr>
-                <w:rFonts w:ascii="Times New Roman" w:hAnsi="Times New Roman" w:eastAsia="Times New Roman"/>
+                <w:rFonts w:ascii="Times New Roman" w:hAnsi="Times New Roman"/>
                 <w:b w:val="0"/>
-                <w:sz w:val="14"/>
+                <w:sz w:val="20"/>
               </w:rPr>
-              <w:t>Корзина</w:t>
+              <w:t>Безопасность</w:t>
             </w:r>
           </w:p>
         </w:tc>
         <w:tc>
           <w:tcPr>
-            <w:tcW w:type="dxa" w:w="2051"/>
+            <w:tcW w:type="dxa" w:w="1995"/>
+            <w:vAlign w:val="top"/>
           </w:tcPr>
           <w:p>
-            <w:pPr>
-              <w:spacing w:after="0"/>
-            </w:pPr>
             <w:r/>
             <w:r>
               <w:rPr>
-                <w:rFonts w:ascii="Times New Roman" w:hAnsi="Times New Roman" w:eastAsia="Times New Roman"/>
+                <w:rFonts w:ascii="Times New Roman" w:hAnsi="Times New Roman"/>
                 <w:b w:val="0"/>
-                <w:sz w:val="14"/>
+                <w:sz w:val="20"/>
               </w:rPr>
-              <w:t>Добавление книги, изменение quantity, удаление.</w:t>
+              <w:t>Проверка секретов</w:t>
             </w:r>
           </w:p>
         </w:tc>
         <w:tc>
           <w:tcPr>
-            <w:tcW w:type="dxa" w:w="2051"/>
+            <w:tcW w:type="dxa" w:w="1995"/>
+            <w:vAlign w:val="top"/>
           </w:tcPr>
           <w:p>
-            <w:pPr>
-              <w:spacing w:after="0"/>
-            </w:pPr>
             <w:r/>
             <w:r>
               <w:rPr>
-                <w:rFonts w:ascii="Times New Roman" w:hAnsi="Times New Roman" w:eastAsia="Times New Roman"/>
+                <w:rFonts w:ascii="Times New Roman" w:hAnsi="Times New Roman"/>
                 <w:b w:val="0"/>
-                <w:sz w:val="14"/>
+                <w:sz w:val="20"/>
               </w:rPr>
-              <w:t>cart_items сохраняется после reload и не дублирует одну книгу.</w:t>
+              <w:t>Нет .env в архиве, ключи не используются во frontend.</w:t>
             </w:r>
           </w:p>
         </w:tc>
@@ -1038,18 +959,16 @@
       <w:tr>
         <w:tc>
           <w:tcPr>
-            <w:tcW w:type="dxa" w:w="2051"/>
+            <w:tcW w:type="dxa" w:w="1995"/>
+            <w:vAlign w:val="top"/>
           </w:tcPr>
           <w:p>
-            <w:pPr>
-              <w:spacing w:after="0"/>
-            </w:pPr>
             <w:r/>
             <w:r>
               <w:rPr>
-                <w:rFonts w:ascii="Times New Roman" w:hAnsi="Times New Roman" w:eastAsia="Times New Roman"/>
+                <w:rFonts w:ascii="Times New Roman" w:hAnsi="Times New Roman"/>
                 <w:b w:val="0"/>
-                <w:sz w:val="14"/>
+                <w:sz w:val="20"/>
               </w:rPr>
               <w:t>TC-010</w:t>
             </w:r>
@@ -1057,18 +976,16 @@
         </w:tc>
         <w:tc>
           <w:tcPr>
-            <w:tcW w:type="dxa" w:w="2051"/>
+            <w:tcW w:type="dxa" w:w="1995"/>
+            <w:vAlign w:val="top"/>
           </w:tcPr>
           <w:p>
-            <w:pPr>
-              <w:spacing w:after="0"/>
-            </w:pPr>
             <w:r/>
             <w:r>
               <w:rPr>
-                <w:rFonts w:ascii="Times New Roman" w:hAnsi="Times New Roman" w:eastAsia="Times New Roman"/>
+                <w:rFonts w:ascii="Times New Roman" w:hAnsi="Times New Roman"/>
                 <w:b w:val="0"/>
-                <w:sz w:val="14"/>
+                <w:sz w:val="20"/>
               </w:rPr>
               <w:t>P1</w:t>
             </w:r>
@@ -1076,58 +993,52 @@
         </w:tc>
         <w:tc>
           <w:tcPr>
-            <w:tcW w:type="dxa" w:w="2051"/>
+            <w:tcW w:type="dxa" w:w="1995"/>
+            <w:vAlign w:val="top"/>
           </w:tcPr>
           <w:p>
-            <w:pPr>
-              <w:spacing w:after="0"/>
-            </w:pPr>
             <w:r/>
             <w:r>
               <w:rPr>
-                <w:rFonts w:ascii="Times New Roman" w:hAnsi="Times New Roman" w:eastAsia="Times New Roman"/>
+                <w:rFonts w:ascii="Times New Roman" w:hAnsi="Times New Roman"/>
                 <w:b w:val="0"/>
-                <w:sz w:val="14"/>
+                <w:sz w:val="20"/>
               </w:rPr>
-              <w:t>Заказ</w:t>
+              <w:t>Корзина/заказ</w:t>
             </w:r>
           </w:p>
         </w:tc>
         <w:tc>
           <w:tcPr>
-            <w:tcW w:type="dxa" w:w="2051"/>
+            <w:tcW w:type="dxa" w:w="1995"/>
+            <w:vAlign w:val="top"/>
           </w:tcPr>
           <w:p>
-            <w:pPr>
-              <w:spacing w:after="0"/>
-            </w:pPr>
             <w:r/>
             <w:r>
               <w:rPr>
-                <w:rFonts w:ascii="Times New Roman" w:hAnsi="Times New Roman" w:eastAsia="Times New Roman"/>
+                <w:rFonts w:ascii="Times New Roman" w:hAnsi="Times New Roman"/>
                 <w:b w:val="0"/>
-                <w:sz w:val="14"/>
+                <w:sz w:val="20"/>
               </w:rPr>
-              <w:t>Оформление заказа через checkout.</w:t>
+              <w:t>Оформление заказа</w:t>
             </w:r>
           </w:p>
         </w:tc>
         <w:tc>
           <w:tcPr>
-            <w:tcW w:type="dxa" w:w="2051"/>
+            <w:tcW w:type="dxa" w:w="1995"/>
+            <w:vAlign w:val="top"/>
           </w:tcPr>
           <w:p>
-            <w:pPr>
-              <w:spacing w:after="0"/>
-            </w:pPr>
             <w:r/>
             <w:r>
               <w:rPr>
-                <w:rFonts w:ascii="Times New Roman" w:hAnsi="Times New Roman" w:eastAsia="Times New Roman"/>
+                <w:rFonts w:ascii="Times New Roman" w:hAnsi="Times New Roman"/>
                 <w:b w:val="0"/>
-                <w:sz w:val="14"/>
+                <w:sz w:val="20"/>
               </w:rPr>
-              <w:t>RPC create_order_from_cart создает orders/order_items и очищает корзину.</w:t>
+              <w:t>Заказ создан, order_items содержат snapshot цены и названия.</w:t>
             </w:r>
           </w:p>
         </w:tc>
@@ -1135,18 +1046,16 @@
       <w:tr>
         <w:tc>
           <w:tcPr>
-            <w:tcW w:type="dxa" w:w="2051"/>
+            <w:tcW w:type="dxa" w:w="1995"/>
+            <w:vAlign w:val="top"/>
           </w:tcPr>
           <w:p>
-            <w:pPr>
-              <w:spacing w:after="0"/>
-            </w:pPr>
             <w:r/>
             <w:r>
               <w:rPr>
-                <w:rFonts w:ascii="Times New Roman" w:hAnsi="Times New Roman" w:eastAsia="Times New Roman"/>
+                <w:rFonts w:ascii="Times New Roman" w:hAnsi="Times New Roman"/>
                 <w:b w:val="0"/>
-                <w:sz w:val="14"/>
+                <w:sz w:val="20"/>
               </w:rPr>
               <w:t>TC-011</w:t>
             </w:r>
@@ -1154,77 +1063,69 @@
         </w:tc>
         <w:tc>
           <w:tcPr>
-            <w:tcW w:type="dxa" w:w="2051"/>
+            <w:tcW w:type="dxa" w:w="1995"/>
+            <w:vAlign w:val="top"/>
           </w:tcPr>
           <w:p>
-            <w:pPr>
-              <w:spacing w:after="0"/>
-            </w:pPr>
             <w:r/>
             <w:r>
               <w:rPr>
-                <w:rFonts w:ascii="Times New Roman" w:hAnsi="Times New Roman" w:eastAsia="Times New Roman"/>
+                <w:rFonts w:ascii="Times New Roman" w:hAnsi="Times New Roman"/>
                 <w:b w:val="0"/>
-                <w:sz w:val="14"/>
+                <w:sz w:val="20"/>
               </w:rPr>
-              <w:t>P1</w:t>
+              <w:t>P2</w:t>
             </w:r>
           </w:p>
         </w:tc>
         <w:tc>
           <w:tcPr>
-            <w:tcW w:type="dxa" w:w="2051"/>
+            <w:tcW w:type="dxa" w:w="1995"/>
+            <w:vAlign w:val="top"/>
           </w:tcPr>
           <w:p>
-            <w:pPr>
-              <w:spacing w:after="0"/>
-            </w:pPr>
             <w:r/>
             <w:r>
               <w:rPr>
-                <w:rFonts w:ascii="Times New Roman" w:hAnsi="Times New Roman" w:eastAsia="Times New Roman"/>
+                <w:rFonts w:ascii="Times New Roman" w:hAnsi="Times New Roman"/>
                 <w:b w:val="0"/>
-                <w:sz w:val="14"/>
+                <w:sz w:val="20"/>
               </w:rPr>
-              <w:t>Заказы</w:t>
+              <w:t>Рекомендации</w:t>
             </w:r>
           </w:p>
         </w:tc>
         <w:tc>
           <w:tcPr>
-            <w:tcW w:type="dxa" w:w="2051"/>
+            <w:tcW w:type="dxa" w:w="1995"/>
+            <w:vAlign w:val="top"/>
           </w:tcPr>
           <w:p>
-            <w:pPr>
-              <w:spacing w:after="0"/>
-            </w:pPr>
             <w:r/>
             <w:r>
               <w:rPr>
-                <w:rFonts w:ascii="Times New Roman" w:hAnsi="Times New Roman" w:eastAsia="Times New Roman"/>
+                <w:rFonts w:ascii="Times New Roman" w:hAnsi="Times New Roman"/>
                 <w:b w:val="0"/>
-                <w:sz w:val="14"/>
+                <w:sz w:val="20"/>
               </w:rPr>
-              <w:t>Просмотр истории заказов обычным пользователем.</w:t>
+              <w:t>Получение персональных рекомендаций</w:t>
             </w:r>
           </w:p>
         </w:tc>
         <w:tc>
           <w:tcPr>
-            <w:tcW w:type="dxa" w:w="2051"/>
+            <w:tcW w:type="dxa" w:w="1995"/>
+            <w:vAlign w:val="top"/>
           </w:tcPr>
           <w:p>
-            <w:pPr>
-              <w:spacing w:after="0"/>
-            </w:pPr>
             <w:r/>
             <w:r>
               <w:rPr>
-                <w:rFonts w:ascii="Times New Roman" w:hAnsi="Times New Roman" w:eastAsia="Times New Roman"/>
+                <w:rFonts w:ascii="Times New Roman" w:hAnsi="Times New Roman"/>
                 <w:b w:val="0"/>
-                <w:sz w:val="14"/>
+                <w:sz w:val="20"/>
               </w:rPr>
-              <w:t>Пользователь видит только свои заказы.</w:t>
+              <w:t>Старый scoring не сломан; книги отображаются с причинами.</w:t>
             </w:r>
           </w:p>
         </w:tc>
@@ -1232,18 +1133,16 @@
       <w:tr>
         <w:tc>
           <w:tcPr>
-            <w:tcW w:type="dxa" w:w="2051"/>
+            <w:tcW w:type="dxa" w:w="1995"/>
+            <w:vAlign w:val="top"/>
           </w:tcPr>
           <w:p>
-            <w:pPr>
-              <w:spacing w:after="0"/>
-            </w:pPr>
             <w:r/>
             <w:r>
               <w:rPr>
-                <w:rFonts w:ascii="Times New Roman" w:hAnsi="Times New Roman" w:eastAsia="Times New Roman"/>
+                <w:rFonts w:ascii="Times New Roman" w:hAnsi="Times New Roman"/>
                 <w:b w:val="0"/>
-                <w:sz w:val="14"/>
+                <w:sz w:val="20"/>
               </w:rPr>
               <w:t>TC-012</w:t>
             </w:r>
@@ -1251,406 +1150,16 @@
         </w:tc>
         <w:tc>
           <w:tcPr>
-            <w:tcW w:type="dxa" w:w="2051"/>
+            <w:tcW w:type="dxa" w:w="1995"/>
+            <w:vAlign w:val="top"/>
           </w:tcPr>
           <w:p>
-            <w:pPr>
-              <w:spacing w:after="0"/>
-            </w:pPr>
             <w:r/>
             <w:r>
               <w:rPr>
-                <w:rFonts w:ascii="Times New Roman" w:hAnsi="Times New Roman" w:eastAsia="Times New Roman"/>
+                <w:rFonts w:ascii="Times New Roman" w:hAnsi="Times New Roman"/>
                 <w:b w:val="0"/>
-                <w:sz w:val="14"/>
-              </w:rPr>
-              <w:t>P1</w:t>
-            </w:r>
-          </w:p>
-        </w:tc>
-        <w:tc>
-          <w:tcPr>
-            <w:tcW w:type="dxa" w:w="2051"/>
-          </w:tcPr>
-          <w:p>
-            <w:pPr>
-              <w:spacing w:after="0"/>
-            </w:pPr>
-            <w:r/>
-            <w:r>
-              <w:rPr>
-                <w:rFonts w:ascii="Times New Roman" w:hAnsi="Times New Roman" w:eastAsia="Times New Roman"/>
-                <w:b w:val="0"/>
-                <w:sz w:val="14"/>
-              </w:rPr>
-              <w:t>Безопасность</w:t>
-            </w:r>
-          </w:p>
-        </w:tc>
-        <w:tc>
-          <w:tcPr>
-            <w:tcW w:type="dxa" w:w="2051"/>
-          </w:tcPr>
-          <w:p>
-            <w:pPr>
-              <w:spacing w:after="0"/>
-            </w:pPr>
-            <w:r/>
-            <w:r>
-              <w:rPr>
-                <w:rFonts w:ascii="Times New Roman" w:hAnsi="Times New Roman" w:eastAsia="Times New Roman"/>
-                <w:b w:val="0"/>
-                <w:sz w:val="14"/>
-              </w:rPr>
-              <w:t>Попытка увидеть чужой заказ/корзину.</w:t>
-            </w:r>
-          </w:p>
-        </w:tc>
-        <w:tc>
-          <w:tcPr>
-            <w:tcW w:type="dxa" w:w="2051"/>
-          </w:tcPr>
-          <w:p>
-            <w:pPr>
-              <w:spacing w:after="0"/>
-            </w:pPr>
-            <w:r/>
-            <w:r>
-              <w:rPr>
-                <w:rFonts w:ascii="Times New Roman" w:hAnsi="Times New Roman" w:eastAsia="Times New Roman"/>
-                <w:b w:val="0"/>
-                <w:sz w:val="14"/>
-              </w:rPr>
-              <w:t>RLS возвращает пустой результат или ошибку доступа.</w:t>
-            </w:r>
-          </w:p>
-        </w:tc>
-      </w:tr>
-      <w:tr>
-        <w:tc>
-          <w:tcPr>
-            <w:tcW w:type="dxa" w:w="2051"/>
-          </w:tcPr>
-          <w:p>
-            <w:pPr>
-              <w:spacing w:after="0"/>
-            </w:pPr>
-            <w:r/>
-            <w:r>
-              <w:rPr>
-                <w:rFonts w:ascii="Times New Roman" w:hAnsi="Times New Roman" w:eastAsia="Times New Roman"/>
-                <w:b w:val="0"/>
-                <w:sz w:val="14"/>
-              </w:rPr>
-              <w:t>TC-013</w:t>
-            </w:r>
-          </w:p>
-        </w:tc>
-        <w:tc>
-          <w:tcPr>
-            <w:tcW w:type="dxa" w:w="2051"/>
-          </w:tcPr>
-          <w:p>
-            <w:pPr>
-              <w:spacing w:after="0"/>
-            </w:pPr>
-            <w:r/>
-            <w:r>
-              <w:rPr>
-                <w:rFonts w:ascii="Times New Roman" w:hAnsi="Times New Roman" w:eastAsia="Times New Roman"/>
-                <w:b w:val="0"/>
-                <w:sz w:val="14"/>
-              </w:rPr>
-              <w:t>P1</w:t>
-            </w:r>
-          </w:p>
-        </w:tc>
-        <w:tc>
-          <w:tcPr>
-            <w:tcW w:type="dxa" w:w="2051"/>
-          </w:tcPr>
-          <w:p>
-            <w:pPr>
-              <w:spacing w:after="0"/>
-            </w:pPr>
-            <w:r/>
-            <w:r>
-              <w:rPr>
-                <w:rFonts w:ascii="Times New Roman" w:hAnsi="Times New Roman" w:eastAsia="Times New Roman"/>
-                <w:b w:val="0"/>
-                <w:sz w:val="14"/>
-              </w:rPr>
-              <w:t>Админ</w:t>
-            </w:r>
-          </w:p>
-        </w:tc>
-        <w:tc>
-          <w:tcPr>
-            <w:tcW w:type="dxa" w:w="2051"/>
-          </w:tcPr>
-          <w:p>
-            <w:pPr>
-              <w:spacing w:after="0"/>
-            </w:pPr>
-            <w:r/>
-            <w:r>
-              <w:rPr>
-                <w:rFonts w:ascii="Times New Roman" w:hAnsi="Times New Roman" w:eastAsia="Times New Roman"/>
-                <w:b w:val="0"/>
-                <w:sz w:val="14"/>
-              </w:rPr>
-              <w:t>Создание и редактирование книги.</w:t>
-            </w:r>
-          </w:p>
-        </w:tc>
-        <w:tc>
-          <w:tcPr>
-            <w:tcW w:type="dxa" w:w="2051"/>
-          </w:tcPr>
-          <w:p>
-            <w:pPr>
-              <w:spacing w:after="0"/>
-            </w:pPr>
-            <w:r/>
-            <w:r>
-              <w:rPr>
-                <w:rFonts w:ascii="Times New Roman" w:hAnsi="Times New Roman" w:eastAsia="Times New Roman"/>
-                <w:b w:val="0"/>
-                <w:sz w:val="14"/>
-              </w:rPr>
-              <w:t>RPC admin_create_book/admin_update_book изменяют books и связи.</w:t>
-            </w:r>
-          </w:p>
-        </w:tc>
-      </w:tr>
-      <w:tr>
-        <w:tc>
-          <w:tcPr>
-            <w:tcW w:type="dxa" w:w="2051"/>
-          </w:tcPr>
-          <w:p>
-            <w:pPr>
-              <w:spacing w:after="0"/>
-            </w:pPr>
-            <w:r/>
-            <w:r>
-              <w:rPr>
-                <w:rFonts w:ascii="Times New Roman" w:hAnsi="Times New Roman" w:eastAsia="Times New Roman"/>
-                <w:b w:val="0"/>
-                <w:sz w:val="14"/>
-              </w:rPr>
-              <w:t>TC-014</w:t>
-            </w:r>
-          </w:p>
-        </w:tc>
-        <w:tc>
-          <w:tcPr>
-            <w:tcW w:type="dxa" w:w="2051"/>
-          </w:tcPr>
-          <w:p>
-            <w:pPr>
-              <w:spacing w:after="0"/>
-            </w:pPr>
-            <w:r/>
-            <w:r>
-              <w:rPr>
-                <w:rFonts w:ascii="Times New Roman" w:hAnsi="Times New Roman" w:eastAsia="Times New Roman"/>
-                <w:b w:val="0"/>
-                <w:sz w:val="14"/>
-              </w:rPr>
-              <w:t>P1</w:t>
-            </w:r>
-          </w:p>
-        </w:tc>
-        <w:tc>
-          <w:tcPr>
-            <w:tcW w:type="dxa" w:w="2051"/>
-          </w:tcPr>
-          <w:p>
-            <w:pPr>
-              <w:spacing w:after="0"/>
-            </w:pPr>
-            <w:r/>
-            <w:r>
-              <w:rPr>
-                <w:rFonts w:ascii="Times New Roman" w:hAnsi="Times New Roman" w:eastAsia="Times New Roman"/>
-                <w:b w:val="0"/>
-                <w:sz w:val="14"/>
-              </w:rPr>
-              <w:t>Админ</w:t>
-            </w:r>
-          </w:p>
-        </w:tc>
-        <w:tc>
-          <w:tcPr>
-            <w:tcW w:type="dxa" w:w="2051"/>
-          </w:tcPr>
-          <w:p>
-            <w:pPr>
-              <w:spacing w:after="0"/>
-            </w:pPr>
-            <w:r/>
-            <w:r>
-              <w:rPr>
-                <w:rFonts w:ascii="Times New Roman" w:hAnsi="Times New Roman" w:eastAsia="Times New Roman"/>
-                <w:b w:val="0"/>
-                <w:sz w:val="14"/>
-              </w:rPr>
-              <w:t>Запрет админки обычному пользователю.</w:t>
-            </w:r>
-          </w:p>
-        </w:tc>
-        <w:tc>
-          <w:tcPr>
-            <w:tcW w:type="dxa" w:w="2051"/>
-          </w:tcPr>
-          <w:p>
-            <w:pPr>
-              <w:spacing w:after="0"/>
-            </w:pPr>
-            <w:r/>
-            <w:r>
-              <w:rPr>
-                <w:rFonts w:ascii="Times New Roman" w:hAnsi="Times New Roman" w:eastAsia="Times New Roman"/>
-                <w:b w:val="0"/>
-                <w:sz w:val="14"/>
-              </w:rPr>
-              <w:t>Пользователь получает 403 или не видит административный интерфейс.</w:t>
-            </w:r>
-          </w:p>
-        </w:tc>
-      </w:tr>
-      <w:tr>
-        <w:tc>
-          <w:tcPr>
-            <w:tcW w:type="dxa" w:w="2051"/>
-          </w:tcPr>
-          <w:p>
-            <w:pPr>
-              <w:spacing w:after="0"/>
-            </w:pPr>
-            <w:r/>
-            <w:r>
-              <w:rPr>
-                <w:rFonts w:ascii="Times New Roman" w:hAnsi="Times New Roman" w:eastAsia="Times New Roman"/>
-                <w:b w:val="0"/>
-                <w:sz w:val="14"/>
-              </w:rPr>
-              <w:t>TC-015</w:t>
-            </w:r>
-          </w:p>
-        </w:tc>
-        <w:tc>
-          <w:tcPr>
-            <w:tcW w:type="dxa" w:w="2051"/>
-          </w:tcPr>
-          <w:p>
-            <w:pPr>
-              <w:spacing w:after="0"/>
-            </w:pPr>
-            <w:r/>
-            <w:r>
-              <w:rPr>
-                <w:rFonts w:ascii="Times New Roman" w:hAnsi="Times New Roman" w:eastAsia="Times New Roman"/>
-                <w:b w:val="0"/>
-                <w:sz w:val="14"/>
-              </w:rPr>
-              <w:t>P1</w:t>
-            </w:r>
-          </w:p>
-        </w:tc>
-        <w:tc>
-          <w:tcPr>
-            <w:tcW w:type="dxa" w:w="2051"/>
-          </w:tcPr>
-          <w:p>
-            <w:pPr>
-              <w:spacing w:after="0"/>
-            </w:pPr>
-            <w:r/>
-            <w:r>
-              <w:rPr>
-                <w:rFonts w:ascii="Times New Roman" w:hAnsi="Times New Roman" w:eastAsia="Times New Roman"/>
-                <w:b w:val="0"/>
-                <w:sz w:val="14"/>
-              </w:rPr>
-              <w:t>ИИ</w:t>
-            </w:r>
-          </w:p>
-        </w:tc>
-        <w:tc>
-          <w:tcPr>
-            <w:tcW w:type="dxa" w:w="2051"/>
-          </w:tcPr>
-          <w:p>
-            <w:pPr>
-              <w:spacing w:after="0"/>
-            </w:pPr>
-            <w:r/>
-            <w:r>
-              <w:rPr>
-                <w:rFonts w:ascii="Times New Roman" w:hAnsi="Times New Roman" w:eastAsia="Times New Roman"/>
-                <w:b w:val="0"/>
-                <w:sz w:val="14"/>
-              </w:rPr>
-              <w:t>Запуск анализа книги администратором.</w:t>
-            </w:r>
-          </w:p>
-        </w:tc>
-        <w:tc>
-          <w:tcPr>
-            <w:tcW w:type="dxa" w:w="2051"/>
-          </w:tcPr>
-          <w:p>
-            <w:pPr>
-              <w:spacing w:after="0"/>
-            </w:pPr>
-            <w:r/>
-            <w:r>
-              <w:rPr>
-                <w:rFonts w:ascii="Times New Roman" w:hAnsi="Times New Roman" w:eastAsia="Times New Roman"/>
-                <w:b w:val="0"/>
-                <w:sz w:val="14"/>
-              </w:rPr>
-              <w:t>/api/analyze-book создает ai_analysis_jobs и обновляет book_ai_profiles.</w:t>
-            </w:r>
-          </w:p>
-        </w:tc>
-      </w:tr>
-      <w:tr>
-        <w:tc>
-          <w:tcPr>
-            <w:tcW w:type="dxa" w:w="2051"/>
-          </w:tcPr>
-          <w:p>
-            <w:pPr>
-              <w:spacing w:after="0"/>
-            </w:pPr>
-            <w:r/>
-            <w:r>
-              <w:rPr>
-                <w:rFonts w:ascii="Times New Roman" w:hAnsi="Times New Roman" w:eastAsia="Times New Roman"/>
-                <w:b w:val="0"/>
-                <w:sz w:val="14"/>
-              </w:rPr>
-              <w:t>TC-016</w:t>
-            </w:r>
-          </w:p>
-        </w:tc>
-        <w:tc>
-          <w:tcPr>
-            <w:tcW w:type="dxa" w:w="2051"/>
-          </w:tcPr>
-          <w:p>
-            <w:pPr>
-              <w:spacing w:after="0"/>
-            </w:pPr>
-            <w:r/>
-            <w:r>
-              <w:rPr>
-                <w:rFonts w:ascii="Times New Roman" w:hAnsi="Times New Roman" w:eastAsia="Times New Roman"/>
-                <w:b w:val="0"/>
-                <w:sz w:val="14"/>
+                <w:sz w:val="20"/>
               </w:rPr>
               <w:t>P2</w:t>
             </w:r>
@@ -1658,640 +1167,52 @@
         </w:tc>
         <w:tc>
           <w:tcPr>
-            <w:tcW w:type="dxa" w:w="2051"/>
+            <w:tcW w:type="dxa" w:w="1995"/>
+            <w:vAlign w:val="top"/>
           </w:tcPr>
           <w:p>
-            <w:pPr>
-              <w:spacing w:after="0"/>
-            </w:pPr>
             <w:r/>
             <w:r>
               <w:rPr>
-                <w:rFonts w:ascii="Times New Roman" w:hAnsi="Times New Roman" w:eastAsia="Times New Roman"/>
+                <w:rFonts w:ascii="Times New Roman" w:hAnsi="Times New Roman"/>
                 <w:b w:val="0"/>
-                <w:sz w:val="14"/>
+                <w:sz w:val="20"/>
               </w:rPr>
-              <w:t>ИИ</w:t>
+              <w:t>Адаптивность</w:t>
             </w:r>
           </w:p>
         </w:tc>
         <w:tc>
           <w:tcPr>
-            <w:tcW w:type="dxa" w:w="2051"/>
+            <w:tcW w:type="dxa" w:w="1995"/>
+            <w:vAlign w:val="top"/>
           </w:tcPr>
           <w:p>
-            <w:pPr>
-              <w:spacing w:after="0"/>
-            </w:pPr>
             <w:r/>
             <w:r>
               <w:rPr>
-                <w:rFonts w:ascii="Times New Roman" w:hAnsi="Times New Roman" w:eastAsia="Times New Roman"/>
+                <w:rFonts w:ascii="Times New Roman" w:hAnsi="Times New Roman"/>
                 <w:b w:val="0"/>
-                <w:sz w:val="14"/>
+                <w:sz w:val="20"/>
               </w:rPr>
-              <w:t>Запуск анализа книги без описания.</w:t>
+              <w:t>Поиск на ширине 360 px</w:t>
             </w:r>
           </w:p>
         </w:tc>
         <w:tc>
           <w:tcPr>
-            <w:tcW w:type="dxa" w:w="2051"/>
+            <w:tcW w:type="dxa" w:w="1995"/>
+            <w:vAlign w:val="top"/>
           </w:tcPr>
           <w:p>
-            <w:pPr>
-              <w:spacing w:after="0"/>
-            </w:pPr>
             <w:r/>
             <w:r>
               <w:rPr>
-                <w:rFonts w:ascii="Times New Roman" w:hAnsi="Times New Roman" w:eastAsia="Times New Roman"/>
+                <w:rFonts w:ascii="Times New Roman" w:hAnsi="Times New Roman"/>
                 <w:b w:val="0"/>
-                <w:sz w:val="14"/>
+                <w:sz w:val="20"/>
               </w:rPr>
-              <w:t>Job получает failed, возвращается понятная ошибка.</w:t>
-            </w:r>
-          </w:p>
-        </w:tc>
-      </w:tr>
-      <w:tr>
-        <w:tc>
-          <w:tcPr>
-            <w:tcW w:type="dxa" w:w="2051"/>
-          </w:tcPr>
-          <w:p>
-            <w:pPr>
-              <w:spacing w:after="0"/>
-            </w:pPr>
-            <w:r/>
-            <w:r>
-              <w:rPr>
-                <w:rFonts w:ascii="Times New Roman" w:hAnsi="Times New Roman" w:eastAsia="Times New Roman"/>
-                <w:b w:val="0"/>
-                <w:sz w:val="14"/>
-              </w:rPr>
-              <w:t>TC-017</w:t>
-            </w:r>
-          </w:p>
-        </w:tc>
-        <w:tc>
-          <w:tcPr>
-            <w:tcW w:type="dxa" w:w="2051"/>
-          </w:tcPr>
-          <w:p>
-            <w:pPr>
-              <w:spacing w:after="0"/>
-            </w:pPr>
-            <w:r/>
-            <w:r>
-              <w:rPr>
-                <w:rFonts w:ascii="Times New Roman" w:hAnsi="Times New Roman" w:eastAsia="Times New Roman"/>
-                <w:b w:val="0"/>
-                <w:sz w:val="14"/>
-              </w:rPr>
-              <w:t>P2</w:t>
-            </w:r>
-          </w:p>
-        </w:tc>
-        <w:tc>
-          <w:tcPr>
-            <w:tcW w:type="dxa" w:w="2051"/>
-          </w:tcPr>
-          <w:p>
-            <w:pPr>
-              <w:spacing w:after="0"/>
-            </w:pPr>
-            <w:r/>
-            <w:r>
-              <w:rPr>
-                <w:rFonts w:ascii="Times New Roman" w:hAnsi="Times New Roman" w:eastAsia="Times New Roman"/>
-                <w:b w:val="0"/>
-                <w:sz w:val="14"/>
-              </w:rPr>
-              <w:t>ИИ</w:t>
-            </w:r>
-          </w:p>
-        </w:tc>
-        <w:tc>
-          <w:tcPr>
-            <w:tcW w:type="dxa" w:w="2051"/>
-          </w:tcPr>
-          <w:p>
-            <w:pPr>
-              <w:spacing w:after="0"/>
-            </w:pPr>
-            <w:r/>
-            <w:r>
-              <w:rPr>
-                <w:rFonts w:ascii="Times New Roman" w:hAnsi="Times New Roman" w:eastAsia="Times New Roman"/>
-                <w:b w:val="0"/>
-                <w:sz w:val="14"/>
-              </w:rPr>
-              <w:t>Вызов /api/analyze-book обычным пользователем.</w:t>
-            </w:r>
-          </w:p>
-        </w:tc>
-        <w:tc>
-          <w:tcPr>
-            <w:tcW w:type="dxa" w:w="2051"/>
-          </w:tcPr>
-          <w:p>
-            <w:pPr>
-              <w:spacing w:after="0"/>
-            </w:pPr>
-            <w:r/>
-            <w:r>
-              <w:rPr>
-                <w:rFonts w:ascii="Times New Roman" w:hAnsi="Times New Roman" w:eastAsia="Times New Roman"/>
-                <w:b w:val="0"/>
-                <w:sz w:val="14"/>
-              </w:rPr>
-              <w:t>Ответ 403; записи не изменяются.</w:t>
-            </w:r>
-          </w:p>
-        </w:tc>
-      </w:tr>
-      <w:tr>
-        <w:tc>
-          <w:tcPr>
-            <w:tcW w:type="dxa" w:w="2051"/>
-          </w:tcPr>
-          <w:p>
-            <w:pPr>
-              <w:spacing w:after="0"/>
-            </w:pPr>
-            <w:r/>
-            <w:r>
-              <w:rPr>
-                <w:rFonts w:ascii="Times New Roman" w:hAnsi="Times New Roman" w:eastAsia="Times New Roman"/>
-                <w:b w:val="0"/>
-                <w:sz w:val="14"/>
-              </w:rPr>
-              <w:t>TC-018</w:t>
-            </w:r>
-          </w:p>
-        </w:tc>
-        <w:tc>
-          <w:tcPr>
-            <w:tcW w:type="dxa" w:w="2051"/>
-          </w:tcPr>
-          <w:p>
-            <w:pPr>
-              <w:spacing w:after="0"/>
-            </w:pPr>
-            <w:r/>
-            <w:r>
-              <w:rPr>
-                <w:rFonts w:ascii="Times New Roman" w:hAnsi="Times New Roman" w:eastAsia="Times New Roman"/>
-                <w:b w:val="0"/>
-                <w:sz w:val="14"/>
-              </w:rPr>
-              <w:t>P2</w:t>
-            </w:r>
-          </w:p>
-        </w:tc>
-        <w:tc>
-          <w:tcPr>
-            <w:tcW w:type="dxa" w:w="2051"/>
-          </w:tcPr>
-          <w:p>
-            <w:pPr>
-              <w:spacing w:after="0"/>
-            </w:pPr>
-            <w:r/>
-            <w:r>
-              <w:rPr>
-                <w:rFonts w:ascii="Times New Roman" w:hAnsi="Times New Roman" w:eastAsia="Times New Roman"/>
-                <w:b w:val="0"/>
-                <w:sz w:val="14"/>
-              </w:rPr>
-              <w:t>ИИ</w:t>
-            </w:r>
-          </w:p>
-        </w:tc>
-        <w:tc>
-          <w:tcPr>
-            <w:tcW w:type="dxa" w:w="2051"/>
-          </w:tcPr>
-          <w:p>
-            <w:pPr>
-              <w:spacing w:after="0"/>
-            </w:pPr>
-            <w:r/>
-            <w:r>
-              <w:rPr>
-                <w:rFonts w:ascii="Times New Roman" w:hAnsi="Times New Roman" w:eastAsia="Times New Roman"/>
-                <w:b w:val="0"/>
-                <w:sz w:val="14"/>
-              </w:rPr>
-              <w:t>Вызов /api/analyze-book методом GET.</w:t>
-            </w:r>
-          </w:p>
-        </w:tc>
-        <w:tc>
-          <w:tcPr>
-            <w:tcW w:type="dxa" w:w="2051"/>
-          </w:tcPr>
-          <w:p>
-            <w:pPr>
-              <w:spacing w:after="0"/>
-            </w:pPr>
-            <w:r/>
-            <w:r>
-              <w:rPr>
-                <w:rFonts w:ascii="Times New Roman" w:hAnsi="Times New Roman" w:eastAsia="Times New Roman"/>
-                <w:b w:val="0"/>
-                <w:sz w:val="14"/>
-              </w:rPr>
-              <w:t>Ответ 405.</w:t>
-            </w:r>
-          </w:p>
-        </w:tc>
-      </w:tr>
-      <w:tr>
-        <w:tc>
-          <w:tcPr>
-            <w:tcW w:type="dxa" w:w="2051"/>
-          </w:tcPr>
-          <w:p>
-            <w:pPr>
-              <w:spacing w:after="0"/>
-            </w:pPr>
-            <w:r/>
-            <w:r>
-              <w:rPr>
-                <w:rFonts w:ascii="Times New Roman" w:hAnsi="Times New Roman" w:eastAsia="Times New Roman"/>
-                <w:b w:val="0"/>
-                <w:sz w:val="14"/>
-              </w:rPr>
-              <w:t>TC-019</w:t>
-            </w:r>
-          </w:p>
-        </w:tc>
-        <w:tc>
-          <w:tcPr>
-            <w:tcW w:type="dxa" w:w="2051"/>
-          </w:tcPr>
-          <w:p>
-            <w:pPr>
-              <w:spacing w:after="0"/>
-            </w:pPr>
-            <w:r/>
-            <w:r>
-              <w:rPr>
-                <w:rFonts w:ascii="Times New Roman" w:hAnsi="Times New Roman" w:eastAsia="Times New Roman"/>
-                <w:b w:val="0"/>
-                <w:sz w:val="14"/>
-              </w:rPr>
-              <w:t>P1</w:t>
-            </w:r>
-          </w:p>
-        </w:tc>
-        <w:tc>
-          <w:tcPr>
-            <w:tcW w:type="dxa" w:w="2051"/>
-          </w:tcPr>
-          <w:p>
-            <w:pPr>
-              <w:spacing w:after="0"/>
-            </w:pPr>
-            <w:r/>
-            <w:r>
-              <w:rPr>
-                <w:rFonts w:ascii="Times New Roman" w:hAnsi="Times New Roman" w:eastAsia="Times New Roman"/>
-                <w:b w:val="0"/>
-                <w:sz w:val="14"/>
-              </w:rPr>
-              <w:t>Рекомендации</w:t>
-            </w:r>
-          </w:p>
-        </w:tc>
-        <w:tc>
-          <w:tcPr>
-            <w:tcW w:type="dxa" w:w="2051"/>
-          </w:tcPr>
-          <w:p>
-            <w:pPr>
-              <w:spacing w:after="0"/>
-            </w:pPr>
-            <w:r/>
-            <w:r>
-              <w:rPr>
-                <w:rFonts w:ascii="Times New Roman" w:hAnsi="Times New Roman" w:eastAsia="Times New Roman"/>
-                <w:b w:val="0"/>
-                <w:sz w:val="14"/>
-              </w:rPr>
-              <w:t>Получение персональной подборки.</w:t>
-            </w:r>
-          </w:p>
-        </w:tc>
-        <w:tc>
-          <w:tcPr>
-            <w:tcW w:type="dxa" w:w="2051"/>
-          </w:tcPr>
-          <w:p>
-            <w:pPr>
-              <w:spacing w:after="0"/>
-            </w:pPr>
-            <w:r/>
-            <w:r>
-              <w:rPr>
-                <w:rFonts w:ascii="Times New Roman" w:hAnsi="Times New Roman" w:eastAsia="Times New Roman"/>
-                <w:b w:val="0"/>
-                <w:sz w:val="14"/>
-              </w:rPr>
-              <w:t>Показаны книги с объяснениями причин на основе доступных данных.</w:t>
-            </w:r>
-          </w:p>
-        </w:tc>
-      </w:tr>
-      <w:tr>
-        <w:tc>
-          <w:tcPr>
-            <w:tcW w:type="dxa" w:w="2051"/>
-          </w:tcPr>
-          <w:p>
-            <w:pPr>
-              <w:spacing w:after="0"/>
-            </w:pPr>
-            <w:r/>
-            <w:r>
-              <w:rPr>
-                <w:rFonts w:ascii="Times New Roman" w:hAnsi="Times New Roman" w:eastAsia="Times New Roman"/>
-                <w:b w:val="0"/>
-                <w:sz w:val="14"/>
-              </w:rPr>
-              <w:t>TC-020</w:t>
-            </w:r>
-          </w:p>
-        </w:tc>
-        <w:tc>
-          <w:tcPr>
-            <w:tcW w:type="dxa" w:w="2051"/>
-          </w:tcPr>
-          <w:p>
-            <w:pPr>
-              <w:spacing w:after="0"/>
-            </w:pPr>
-            <w:r/>
-            <w:r>
-              <w:rPr>
-                <w:rFonts w:ascii="Times New Roman" w:hAnsi="Times New Roman" w:eastAsia="Times New Roman"/>
-                <w:b w:val="0"/>
-                <w:sz w:val="14"/>
-              </w:rPr>
-              <w:t>P2</w:t>
-            </w:r>
-          </w:p>
-        </w:tc>
-        <w:tc>
-          <w:tcPr>
-            <w:tcW w:type="dxa" w:w="2051"/>
-          </w:tcPr>
-          <w:p>
-            <w:pPr>
-              <w:spacing w:after="0"/>
-            </w:pPr>
-            <w:r/>
-            <w:r>
-              <w:rPr>
-                <w:rFonts w:ascii="Times New Roman" w:hAnsi="Times New Roman" w:eastAsia="Times New Roman"/>
-                <w:b w:val="0"/>
-                <w:sz w:val="14"/>
-              </w:rPr>
-              <w:t>События</w:t>
-            </w:r>
-          </w:p>
-        </w:tc>
-        <w:tc>
-          <w:tcPr>
-            <w:tcW w:type="dxa" w:w="2051"/>
-          </w:tcPr>
-          <w:p>
-            <w:pPr>
-              <w:spacing w:after="0"/>
-            </w:pPr>
-            <w:r/>
-            <w:r>
-              <w:rPr>
-                <w:rFonts w:ascii="Times New Roman" w:hAnsi="Times New Roman" w:eastAsia="Times New Roman"/>
-                <w:b w:val="0"/>
-                <w:sz w:val="14"/>
-              </w:rPr>
-              <w:t>Просмотр книги/поиск/клик рекомендации.</w:t>
-            </w:r>
-          </w:p>
-        </w:tc>
-        <w:tc>
-          <w:tcPr>
-            <w:tcW w:type="dxa" w:w="2051"/>
-          </w:tcPr>
-          <w:p>
-            <w:pPr>
-              <w:spacing w:after="0"/>
-            </w:pPr>
-            <w:r/>
-            <w:r>
-              <w:rPr>
-                <w:rFonts w:ascii="Times New Roman" w:hAnsi="Times New Roman" w:eastAsia="Times New Roman"/>
-                <w:b w:val="0"/>
-                <w:sz w:val="14"/>
-              </w:rPr>
-              <w:t>В user_events создаются допустимые события без лишних персональных данных.</w:t>
-            </w:r>
-          </w:p>
-        </w:tc>
-      </w:tr>
-      <w:tr>
-        <w:tc>
-          <w:tcPr>
-            <w:tcW w:type="dxa" w:w="2051"/>
-          </w:tcPr>
-          <w:p>
-            <w:pPr>
-              <w:spacing w:after="0"/>
-            </w:pPr>
-            <w:r/>
-            <w:r>
-              <w:rPr>
-                <w:rFonts w:ascii="Times New Roman" w:hAnsi="Times New Roman" w:eastAsia="Times New Roman"/>
-                <w:b w:val="0"/>
-                <w:sz w:val="14"/>
-              </w:rPr>
-              <w:t>TC-021</w:t>
-            </w:r>
-          </w:p>
-        </w:tc>
-        <w:tc>
-          <w:tcPr>
-            <w:tcW w:type="dxa" w:w="2051"/>
-          </w:tcPr>
-          <w:p>
-            <w:pPr>
-              <w:spacing w:after="0"/>
-            </w:pPr>
-            <w:r/>
-            <w:r>
-              <w:rPr>
-                <w:rFonts w:ascii="Times New Roman" w:hAnsi="Times New Roman" w:eastAsia="Times New Roman"/>
-                <w:b w:val="0"/>
-                <w:sz w:val="14"/>
-              </w:rPr>
-              <w:t>P1</w:t>
-            </w:r>
-          </w:p>
-        </w:tc>
-        <w:tc>
-          <w:tcPr>
-            <w:tcW w:type="dxa" w:w="2051"/>
-          </w:tcPr>
-          <w:p>
-            <w:pPr>
-              <w:spacing w:after="0"/>
-            </w:pPr>
-            <w:r/>
-            <w:r>
-              <w:rPr>
-                <w:rFonts w:ascii="Times New Roman" w:hAnsi="Times New Roman" w:eastAsia="Times New Roman"/>
-                <w:b w:val="0"/>
-                <w:sz w:val="14"/>
-              </w:rPr>
-              <w:t>Build</w:t>
-            </w:r>
-          </w:p>
-        </w:tc>
-        <w:tc>
-          <w:tcPr>
-            <w:tcW w:type="dxa" w:w="2051"/>
-          </w:tcPr>
-          <w:p>
-            <w:pPr>
-              <w:spacing w:after="0"/>
-            </w:pPr>
-            <w:r/>
-            <w:r>
-              <w:rPr>
-                <w:rFonts w:ascii="Times New Roman" w:hAnsi="Times New Roman" w:eastAsia="Times New Roman"/>
-                <w:b w:val="0"/>
-                <w:sz w:val="14"/>
-              </w:rPr>
-              <w:t>npm run build.</w:t>
-            </w:r>
-          </w:p>
-        </w:tc>
-        <w:tc>
-          <w:tcPr>
-            <w:tcW w:type="dxa" w:w="2051"/>
-          </w:tcPr>
-          <w:p>
-            <w:pPr>
-              <w:spacing w:after="0"/>
-            </w:pPr>
-            <w:r/>
-            <w:r>
-              <w:rPr>
-                <w:rFonts w:ascii="Times New Roman" w:hAnsi="Times New Roman" w:eastAsia="Times New Roman"/>
-                <w:b w:val="0"/>
-                <w:sz w:val="14"/>
-              </w:rPr>
-              <w:t>Production-сборка завершается успешно.</w:t>
-            </w:r>
-          </w:p>
-        </w:tc>
-      </w:tr>
-      <w:tr>
-        <w:tc>
-          <w:tcPr>
-            <w:tcW w:type="dxa" w:w="2051"/>
-          </w:tcPr>
-          <w:p>
-            <w:pPr>
-              <w:spacing w:after="0"/>
-            </w:pPr>
-            <w:r/>
-            <w:r>
-              <w:rPr>
-                <w:rFonts w:ascii="Times New Roman" w:hAnsi="Times New Roman" w:eastAsia="Times New Roman"/>
-                <w:b w:val="0"/>
-                <w:sz w:val="14"/>
-              </w:rPr>
-              <w:t>TC-022</w:t>
-            </w:r>
-          </w:p>
-        </w:tc>
-        <w:tc>
-          <w:tcPr>
-            <w:tcW w:type="dxa" w:w="2051"/>
-          </w:tcPr>
-          <w:p>
-            <w:pPr>
-              <w:spacing w:after="0"/>
-            </w:pPr>
-            <w:r/>
-            <w:r>
-              <w:rPr>
-                <w:rFonts w:ascii="Times New Roman" w:hAnsi="Times New Roman" w:eastAsia="Times New Roman"/>
-                <w:b w:val="0"/>
-                <w:sz w:val="14"/>
-              </w:rPr>
-              <w:t>P1</w:t>
-            </w:r>
-          </w:p>
-        </w:tc>
-        <w:tc>
-          <w:tcPr>
-            <w:tcW w:type="dxa" w:w="2051"/>
-          </w:tcPr>
-          <w:p>
-            <w:pPr>
-              <w:spacing w:after="0"/>
-            </w:pPr>
-            <w:r/>
-            <w:r>
-              <w:rPr>
-                <w:rFonts w:ascii="Times New Roman" w:hAnsi="Times New Roman" w:eastAsia="Times New Roman"/>
-                <w:b w:val="0"/>
-                <w:sz w:val="14"/>
-              </w:rPr>
-              <w:t>Архив</w:t>
-            </w:r>
-          </w:p>
-        </w:tc>
-        <w:tc>
-          <w:tcPr>
-            <w:tcW w:type="dxa" w:w="2051"/>
-          </w:tcPr>
-          <w:p>
-            <w:pPr>
-              <w:spacing w:after="0"/>
-            </w:pPr>
-            <w:r/>
-            <w:r>
-              <w:rPr>
-                <w:rFonts w:ascii="Times New Roman" w:hAnsi="Times New Roman" w:eastAsia="Times New Roman"/>
-                <w:b w:val="0"/>
-                <w:sz w:val="14"/>
-              </w:rPr>
-              <w:t>Проверка итогового архива.</w:t>
-            </w:r>
-          </w:p>
-        </w:tc>
-        <w:tc>
-          <w:tcPr>
-            <w:tcW w:type="dxa" w:w="2051"/>
-          </w:tcPr>
-          <w:p>
-            <w:pPr>
-              <w:spacing w:after="0"/>
-            </w:pPr>
-            <w:r/>
-            <w:r>
-              <w:rPr>
-                <w:rFonts w:ascii="Times New Roman" w:hAnsi="Times New Roman" w:eastAsia="Times New Roman"/>
-                <w:b w:val="0"/>
-                <w:sz w:val="14"/>
-              </w:rPr>
-              <w:t>В архиве есть docs, README, .env.example; нет node_modules, .env, .git.</w:t>
+              <w:t>Нет горизонтальной прокрутки, переключатель режима доступен.</w:t>
             </w:r>
           </w:p>
         </w:tc>
@@ -2301,58 +1222,142 @@
     <w:p>
       <w:pPr>
         <w:pStyle w:val="Heading1"/>
+        <w:spacing w:after="120" w:line="276" w:lineRule="auto"/>
       </w:pPr>
       <w:r>
-        <w:t>2. Детализация ключевых сценариев</w:t>
+        <w:rPr>
+          <w:rFonts w:ascii="Times New Roman" w:hAnsi="Times New Roman"/>
+          <w:b w:val="0"/>
+          <w:sz w:val="24"/>
+        </w:rPr>
+        <w:t>2. Детализация TC-004</w:t>
       </w:r>
     </w:p>
     <w:p>
       <w:pPr>
-        <w:spacing w:after="120"/>
-        <w:ind w:firstLine="425"/>
+        <w:spacing w:after="120" w:line="276" w:lineRule="auto"/>
+        <w:jc w:val="both"/>
       </w:pPr>
       <w:r>
         <w:rPr>
-          <w:rFonts w:ascii="Times New Roman" w:hAnsi="Times New Roman" w:eastAsia="Times New Roman"/>
+          <w:rFonts w:ascii="Times New Roman" w:hAnsi="Times New Roman"/>
+          <w:b w:val="0"/>
           <w:sz w:val="24"/>
         </w:rPr>
-        <w:t>TC-010 Оформление заказа: войти пользователем, добавить активную книгу в корзину, открыть checkout, заполнить контакты, подтвердить заказ, проверить orders/order_items и очистку cart_items.</w:t>
+        <w:t>1. Открыть приложение и перейти в каталог.</w:t>
       </w:r>
     </w:p>
     <w:p>
       <w:pPr>
-        <w:spacing w:after="120"/>
-        <w:ind w:firstLine="425"/>
+        <w:spacing w:after="120" w:line="276" w:lineRule="auto"/>
+        <w:jc w:val="both"/>
       </w:pPr>
       <w:r>
         <w:rPr>
-          <w:rFonts w:ascii="Times New Roman" w:hAnsi="Times New Roman" w:eastAsia="Times New Roman"/>
+          <w:rFonts w:ascii="Times New Roman" w:hAnsi="Times New Roman"/>
+          <w:b w:val="0"/>
           <w:sz w:val="24"/>
         </w:rPr>
-        <w:t>TC-015 Запуск ИИ-анализа: войти администратором, открыть /admin, выбрать книгу с описанием, нажать запуск анализа, проверить ответ /api/analyze-book, статус ai_analysis_jobs и содержимое book_ai_profiles.</w:t>
+        <w:t>2. Включить флажок «Искать по смыслу» или открыть страницу /search.</w:t>
       </w:r>
     </w:p>
     <w:p>
       <w:pPr>
-        <w:spacing w:after="120"/>
-        <w:ind w:firstLine="425"/>
+        <w:spacing w:after="120" w:line="276" w:lineRule="auto"/>
+        <w:jc w:val="both"/>
       </w:pPr>
       <w:r>
         <w:rPr>
-          <w:rFonts w:ascii="Times New Roman" w:hAnsi="Times New Roman" w:eastAsia="Times New Roman"/>
+          <w:rFonts w:ascii="Times New Roman" w:hAnsi="Times New Roman"/>
+          <w:b w:val="0"/>
           <w:sz w:val="24"/>
         </w:rPr>
-        <w:t>TC-022 Проверка архива: распаковать архив, убедиться в отсутствии node_modules, .env, .git и наличии обновленных DOCX-документов, README.md, .env.example и supabase/sql.</w:t>
+        <w:t>3. Ввести запрос «книга о самоопределении в цифровом обществе».</w:t>
+      </w:r>
+    </w:p>
+    <w:p>
+      <w:pPr>
+        <w:spacing w:after="120" w:line="276" w:lineRule="auto"/>
+        <w:jc w:val="both"/>
+      </w:pPr>
+      <w:r>
+        <w:rPr>
+          <w:rFonts w:ascii="Times New Roman" w:hAnsi="Times New Roman"/>
+          <w:b w:val="0"/>
+          <w:sz w:val="24"/>
+        </w:rPr>
+        <w:t>4. Убедиться, что запрос отправлен в /api/semantic-search.</w:t>
+      </w:r>
+    </w:p>
+    <w:p>
+      <w:pPr>
+        <w:spacing w:after="120" w:line="276" w:lineRule="auto"/>
+        <w:jc w:val="both"/>
+      </w:pPr>
+      <w:r>
+        <w:rPr>
+          <w:rFonts w:ascii="Times New Roman" w:hAnsi="Times New Roman"/>
+          <w:b w:val="0"/>
+          <w:sz w:val="24"/>
+        </w:rPr>
+        <w:t>5. Проверить, что карточки отсортированы по similarity, а на карточке отображены процент совпадения и причины подбора.</w:t>
+      </w:r>
+    </w:p>
+    <w:p>
+      <w:pPr>
+        <w:pStyle w:val="Heading1"/>
+        <w:spacing w:after="120" w:line="276" w:lineRule="auto"/>
+      </w:pPr>
+      <w:r>
+        <w:rPr>
+          <w:rFonts w:ascii="Times New Roman" w:hAnsi="Times New Roman"/>
+          <w:b w:val="0"/>
+          <w:sz w:val="24"/>
+        </w:rPr>
+        <w:t>3. SQL-проверки</w:t>
+      </w:r>
+    </w:p>
+    <w:p>
+      <w:pPr>
+        <w:spacing w:after="120" w:line="276" w:lineRule="auto"/>
+        <w:jc w:val="both"/>
+      </w:pPr>
+      <w:r>
+        <w:rPr>
+          <w:rFonts w:ascii="Times New Roman" w:hAnsi="Times New Roman"/>
+          <w:b w:val="0"/>
+          <w:sz w:val="24"/>
+        </w:rPr>
+        <w:t>Для проверки базы данных используются запросы к public.book_ai_profiles и pg_proc: количество профилей с embedding, последние обновления embedding и наличие функции match_books_semantic.</w:t>
       </w:r>
     </w:p>
     <w:sectPr>
+      <w:footerReference w:type="default" r:id="rId9"/>
       <w:pgSz w:w="12240" w:h="15840"/>
-      <w:pgMar w:top="1020" w:right="850" w:bottom="907" w:left="1134" w:header="720" w:footer="720" w:gutter="0"/>
+      <w:pgMar w:top="1134" w:right="850" w:bottom="1134" w:left="1417" w:header="720" w:footer="720" w:gutter="0"/>
       <w:cols w:space="720"/>
       <w:docGrid w:linePitch="360"/>
     </w:sectPr>
   </w:body>
 </w:document>
+</file>
+
+<file path=word/footer1.xml><?xml version="1.0" encoding="utf-8"?>
+<w:ftr xmlns:m="http://schemas.openxmlformats.org/officeDocument/2006/math" xmlns:mc="http://schemas.openxmlformats.org/markup-compatibility/2006" xmlns:mo="http://schemas.microsoft.com/office/mac/office/2008/main" xmlns:mv="urn:schemas-microsoft-com:mac:vml" xmlns:o="urn:schemas-microsoft-com:office:office" xmlns:r="http://schemas.openxmlformats.org/officeDocument/2006/relationships" xmlns:v="urn:schemas-microsoft-com:vml" xmlns:w10="urn:schemas-microsoft-com:office:word" xmlns:w14="http://schemas.microsoft.com/office/word/2010/wordml" xmlns:w="http://schemas.openxmlformats.org/wordprocessingml/2006/main" xmlns:wne="http://schemas.microsoft.com/office/word/2006/wordml" xmlns:wp14="http://schemas.microsoft.com/office/word/2010/wordprocessingDrawing" xmlns:wp="http://schemas.openxmlformats.org/drawingml/2006/wordprocessingDrawing" xmlns:wpc="http://schemas.microsoft.com/office/word/2010/wordprocessingCanvas" xmlns:wpg="http://schemas.microsoft.com/office/word/2010/wordprocessingGroup" xmlns:wpi="http://schemas.microsoft.com/office/word/2010/wordprocessingInk" xmlns:wps="http://schemas.microsoft.com/office/word/2010/wordprocessingShape" mc:Ignorable="w14 wp14">
+  <w:p>
+    <w:pPr>
+      <w:pStyle w:val="Footer"/>
+      <w:jc w:val="center"/>
+    </w:pPr>
+    <w:r>
+      <w:rPr>
+        <w:rFonts w:ascii="Times New Roman" w:hAnsi="Times New Roman"/>
+        <w:sz w:val="18"/>
+      </w:rPr>
+      <w:t>Веб-сервис онлайн-продажи книг с ИИ-рекомендациями</w:t>
+    </w:r>
+  </w:p>
+</w:ftr>
 </file>
 
 <file path=word/numbering.xml><?xml version="1.0" encoding="utf-8"?>
@@ -2719,7 +1724,7 @@
     <w:qFormat/>
     <w:rsid w:val="00FC693F"/>
     <w:rPr>
-      <w:rFonts w:ascii="Times New Roman" w:hAnsi="Times New Roman" w:eastAsia="Times New Roman"/>
+      <w:rFonts w:ascii="Times New Roman" w:hAnsi="Times New Roman"/>
       <w:sz w:val="24"/>
     </w:rPr>
   </w:style>
@@ -2782,11 +1787,10 @@
       <w:outlineLvl w:val="0"/>
     </w:pPr>
     <w:rPr>
-      <w:rFonts w:asciiTheme="majorHAnsi" w:eastAsiaTheme="majorEastAsia" w:hAnsiTheme="majorHAnsi" w:cstheme="majorBidi" w:ascii="Times New Roman" w:hAnsi="Times New Roman" w:eastAsia="Times New Roman"/>
+      <w:rFonts w:asciiTheme="majorHAnsi" w:eastAsiaTheme="majorEastAsia" w:hAnsiTheme="majorHAnsi" w:cstheme="majorBidi" w:ascii="Times New Roman" w:hAnsi="Times New Roman"/>
       <w:b/>
       <w:bCs/>
-      <w:color w:val="1A2B3C"/>
-      <w:sz w:val="28"/>
+      <w:sz w:val="32"/>
       <w:szCs w:val="28"/>
     </w:rPr>
   </w:style>
@@ -2806,11 +1810,10 @@
       <w:outlineLvl w:val="1"/>
     </w:pPr>
     <w:rPr>
-      <w:rFonts w:asciiTheme="majorHAnsi" w:eastAsiaTheme="majorEastAsia" w:hAnsiTheme="majorHAnsi" w:cstheme="majorBidi" w:ascii="Times New Roman" w:hAnsi="Times New Roman" w:eastAsia="Times New Roman"/>
+      <w:rFonts w:asciiTheme="majorHAnsi" w:eastAsiaTheme="majorEastAsia" w:hAnsiTheme="majorHAnsi" w:cstheme="majorBidi" w:ascii="Times New Roman" w:hAnsi="Times New Roman"/>
       <w:b/>
       <w:bCs/>
-      <w:color w:val="1A2B3C"/>
-      <w:sz w:val="26"/>
+      <w:sz w:val="28"/>
       <w:szCs w:val="26"/>
     </w:rPr>
   </w:style>
@@ -2830,10 +1833,10 @@
       <w:outlineLvl w:val="2"/>
     </w:pPr>
     <w:rPr>
-      <w:rFonts w:asciiTheme="majorHAnsi" w:eastAsiaTheme="majorEastAsia" w:hAnsiTheme="majorHAnsi" w:cstheme="majorBidi" w:ascii="Times New Roman" w:hAnsi="Times New Roman" w:eastAsia="Times New Roman"/>
+      <w:rFonts w:asciiTheme="majorHAnsi" w:eastAsiaTheme="majorEastAsia" w:hAnsiTheme="majorHAnsi" w:cstheme="majorBidi" w:ascii="Times New Roman" w:hAnsi="Times New Roman"/>
       <w:b/>
       <w:bCs/>
-      <w:color w:val="1A2B3C"/>
+      <w:sz w:val="24"/>
     </w:rPr>
   </w:style>
   <w:style w:type="paragraph" w:styleId="Heading4">
